--- a/thuchanh/nhan_2_so/BaoCao_Nhan2So4Bit.docx
+++ b/thuchanh/nhan_2_so/BaoCao_Nhan2So4Bit.docx
@@ -285,12 +285,6 @@
             <w:insideH w:val="single" w:color="auto" w:sz="4" w:space="0"/>
             <w:insideV w:val="single" w:color="auto" w:sz="4" w:space="0"/>
           </w:tblBorders>
-          <w:tblCellMar>
-            <w:top w:w="0" w:type="dxa"/>
-            <w:left w:w="10" w:type="dxa"/>
-            <w:bottom w:w="0" w:type="dxa"/>
-            <w:right w:w="10" w:type="dxa"/>
-          </w:tblCellMar>
         </w:tblPrEx>
         <w:trPr>
           <w:jc w:val="center"/>
@@ -4408,9 +4402,9 @@
             <w:r>
               <w:drawing>
                 <wp:inline distT="0" distB="0" distL="114300" distR="114300">
-                  <wp:extent cx="3035300" cy="5111750"/>
-                  <wp:effectExtent l="0" t="0" r="0" b="6350"/>
-                  <wp:docPr id="3" name="Picture 3"/>
+                  <wp:extent cx="2940050" cy="5105400"/>
+                  <wp:effectExtent l="0" t="0" r="6350" b="0"/>
+                  <wp:docPr id="25" name="Picture 1"/>
                   <wp:cNvGraphicFramePr>
                     <a:graphicFrameLocks xmlns:a="http://schemas.openxmlformats.org/drawingml/2006/main" noChangeAspect="1"/>
                   </wp:cNvGraphicFramePr>
@@ -4418,7 +4412,7 @@
                     <a:graphicData uri="http://schemas.openxmlformats.org/drawingml/2006/picture">
                       <pic:pic xmlns:pic="http://schemas.openxmlformats.org/drawingml/2006/picture">
                         <pic:nvPicPr>
-                          <pic:cNvPr id="3" name="Picture 3"/>
+                          <pic:cNvPr id="25" name="Picture 1"/>
                           <pic:cNvPicPr>
                             <a:picLocks noChangeAspect="1"/>
                           </pic:cNvPicPr>
@@ -4432,7 +4426,7 @@
                         <pic:spPr>
                           <a:xfrm>
                             <a:off x="0" y="0"/>
-                            <a:ext cx="3035300" cy="5111750"/>
+                            <a:ext cx="2940050" cy="5105400"/>
                           </a:xfrm>
                           <a:prstGeom prst="rect">
                             <a:avLst/>
@@ -7351,8 +7345,18 @@
     <w:p>
       <w:pPr>
         <w:pStyle w:val="3"/>
+        <w:rPr>
+          <w:rFonts w:ascii="Times New Roman" w:hAnsi="Times New Roman" w:eastAsia="Times New Roman" w:cs="Times New Roman"/>
+        </w:rPr>
       </w:pPr>
       <w:bookmarkStart w:id="13" w:name="_Toc9114"/>
+    </w:p>
+    <w:p>
+      <w:pPr>
+        <w:pStyle w:val="3"/>
+      </w:pPr>
+      <w:bookmarkStart w:id="34" w:name="_GoBack"/>
+      <w:bookmarkEnd w:id="34"/>
       <w:r>
         <w:rPr>
           <w:rFonts w:ascii="Times New Roman" w:hAnsi="Times New Roman" w:eastAsia="Times New Roman" w:cs="Times New Roman"/>
@@ -7522,12 +7526,6 @@
             <w:insideH w:val="single" w:color="auto" w:sz="4" w:space="0"/>
             <w:insideV w:val="single" w:color="auto" w:sz="4" w:space="0"/>
           </w:tblBorders>
-          <w:tblCellMar>
-            <w:top w:w="0" w:type="dxa"/>
-            <w:left w:w="10" w:type="dxa"/>
-            <w:bottom w:w="0" w:type="dxa"/>
-            <w:right w:w="10" w:type="dxa"/>
-          </w:tblCellMar>
         </w:tblPrEx>
         <w:trPr>
           <w:tblHeader/>
@@ -11381,6 +11379,7 @@
         </w:tblPrEx>
         <w:trPr>
           <w:gridBefore w:val="1"/>
+          <w:wBefore w:w="120" w:type="dxa"/>
           <w:tblHeader/>
         </w:trPr>
         <w:tc>
@@ -11584,6 +11583,7 @@
         </w:tblPrEx>
         <w:trPr>
           <w:gridBefore w:val="1"/>
+          <w:wBefore w:w="120" w:type="dxa"/>
           <w:cantSplit/>
         </w:trPr>
         <w:tc>
@@ -11767,6 +11767,7 @@
         </w:tblPrEx>
         <w:trPr>
           <w:gridBefore w:val="1"/>
+          <w:wBefore w:w="120" w:type="dxa"/>
           <w:cantSplit/>
         </w:trPr>
         <w:tc>
@@ -11950,6 +11951,7 @@
         </w:tblPrEx>
         <w:trPr>
           <w:gridBefore w:val="1"/>
+          <w:wBefore w:w="120" w:type="dxa"/>
           <w:cantSplit/>
         </w:trPr>
         <w:tc>
@@ -12133,6 +12135,7 @@
         </w:tblPrEx>
         <w:trPr>
           <w:gridAfter w:val="1"/>
+          <w:wAfter w:w="120" w:type="dxa"/>
           <w:cantSplit/>
         </w:trPr>
         <w:tc>
@@ -12387,12 +12390,10 @@
         </w:tblCellMar>
       </w:tblPr>
       <w:tblGrid>
-        <w:gridCol w:w="70"/>
-        <w:gridCol w:w="2530"/>
+        <w:gridCol w:w="2600"/>
         <w:gridCol w:w="1200"/>
         <w:gridCol w:w="1200"/>
         <w:gridCol w:w="4026"/>
-        <w:gridCol w:w="70"/>
       </w:tblGrid>
       <w:tr>
         <w:tblPrEx>
@@ -12412,13 +12413,12 @@
           </w:tblCellMar>
         </w:tblPrEx>
         <w:trPr>
-          <w:gridAfter w:val="1"/>
+          <w:wAfter w:w="70" w:type="dxa"/>
           <w:tblHeader/>
         </w:trPr>
         <w:tc>
           <w:tcPr>
             <w:tcW w:w="2600" w:type="dxa"/>
-            <w:gridSpan w:val="2"/>
             <w:tcBorders>
               <w:top w:val="single" w:color="8EA9DB" w:sz="6" w:space="0"/>
               <w:left w:val="single" w:color="8EA9DB" w:sz="6" w:space="0"/>
@@ -12579,13 +12579,12 @@
           </w:tblCellMar>
         </w:tblPrEx>
         <w:trPr>
-          <w:gridAfter w:val="1"/>
+          <w:wAfter w:w="70" w:type="dxa"/>
           <w:cantSplit/>
         </w:trPr>
         <w:tc>
           <w:tcPr>
             <w:tcW w:w="2600" w:type="dxa"/>
-            <w:gridSpan w:val="2"/>
             <w:tcBorders>
               <w:top w:val="single" w:color="8EA9DB" w:sz="6" w:space="0"/>
               <w:left w:val="single" w:color="8EA9DB" w:sz="6" w:space="0"/>
@@ -12732,13 +12731,12 @@
           </w:tblCellMar>
         </w:tblPrEx>
         <w:trPr>
-          <w:gridAfter w:val="1"/>
+          <w:wAfter w:w="70" w:type="dxa"/>
           <w:cantSplit/>
         </w:trPr>
         <w:tc>
           <w:tcPr>
             <w:tcW w:w="2600" w:type="dxa"/>
-            <w:gridSpan w:val="2"/>
             <w:tcBorders>
               <w:top w:val="single" w:color="8EA9DB" w:sz="6" w:space="0"/>
               <w:left w:val="single" w:color="8EA9DB" w:sz="6" w:space="0"/>
@@ -12885,13 +12883,12 @@
           </w:tblCellMar>
         </w:tblPrEx>
         <w:trPr>
-          <w:gridAfter w:val="1"/>
+          <w:wAfter w:w="70" w:type="dxa"/>
           <w:cantSplit/>
         </w:trPr>
         <w:tc>
           <w:tcPr>
             <w:tcW w:w="2600" w:type="dxa"/>
-            <w:gridSpan w:val="2"/>
             <w:tcBorders>
               <w:top w:val="single" w:color="8EA9DB" w:sz="6" w:space="0"/>
               <w:left w:val="single" w:color="8EA9DB" w:sz="6" w:space="0"/>
@@ -13038,13 +13035,12 @@
           </w:tblCellMar>
         </w:tblPrEx>
         <w:trPr>
-          <w:gridAfter w:val="1"/>
+          <w:wAfter w:w="70" w:type="dxa"/>
           <w:cantSplit/>
         </w:trPr>
         <w:tc>
           <w:tcPr>
             <w:tcW w:w="2600" w:type="dxa"/>
-            <w:gridSpan w:val="2"/>
             <w:tcBorders>
               <w:top w:val="single" w:color="8EA9DB" w:sz="6" w:space="0"/>
               <w:left w:val="single" w:color="8EA9DB" w:sz="6" w:space="0"/>
@@ -13191,13 +13187,12 @@
           </w:tblCellMar>
         </w:tblPrEx>
         <w:trPr>
-          <w:gridAfter w:val="1"/>
+          <w:wAfter w:w="70" w:type="dxa"/>
           <w:cantSplit/>
         </w:trPr>
         <w:tc>
           <w:tcPr>
             <w:tcW w:w="2600" w:type="dxa"/>
-            <w:gridSpan w:val="2"/>
             <w:tcBorders>
               <w:top w:val="single" w:color="8EA9DB" w:sz="6" w:space="0"/>
               <w:left w:val="single" w:color="8EA9DB" w:sz="6" w:space="0"/>
@@ -13344,13 +13339,12 @@
           </w:tblCellMar>
         </w:tblPrEx>
         <w:trPr>
-          <w:gridAfter w:val="1"/>
+          <w:wAfter w:w="70" w:type="dxa"/>
           <w:cantSplit/>
         </w:trPr>
         <w:tc>
           <w:tcPr>
             <w:tcW w:w="2600" w:type="dxa"/>
-            <w:gridSpan w:val="2"/>
             <w:tcBorders>
               <w:top w:val="single" w:color="8EA9DB" w:sz="6" w:space="0"/>
               <w:left w:val="single" w:color="8EA9DB" w:sz="6" w:space="0"/>
@@ -13479,6 +13473,36 @@
           </w:p>
         </w:tc>
       </w:tr>
+    </w:tbl>
+    <w:p>
+      <w:pPr>
+        <w:spacing w:before="0" w:after="60"/>
+      </w:pPr>
+    </w:p>
+    <w:tbl>
+      <w:tblPr>
+        <w:tblStyle w:val="9"/>
+        <w:tblW w:w="9026" w:type="dxa"/>
+        <w:tblInd w:w="0" w:type="dxa"/>
+        <w:tblBorders>
+          <w:top w:val="single" w:color="auto" w:sz="4" w:space="0"/>
+          <w:left w:val="single" w:color="auto" w:sz="4" w:space="0"/>
+          <w:bottom w:val="single" w:color="auto" w:sz="4" w:space="0"/>
+          <w:right w:val="single" w:color="auto" w:sz="4" w:space="0"/>
+          <w:insideH w:val="single" w:color="auto" w:sz="4" w:space="0"/>
+          <w:insideV w:val="single" w:color="auto" w:sz="4" w:space="0"/>
+        </w:tblBorders>
+        <w:tblLayout w:type="fixed"/>
+        <w:tblCellMar>
+          <w:top w:w="0" w:type="dxa"/>
+          <w:left w:w="10" w:type="dxa"/>
+          <w:bottom w:w="0" w:type="dxa"/>
+          <w:right w:w="10" w:type="dxa"/>
+        </w:tblCellMar>
+      </w:tblPr>
+      <w:tblGrid>
+        <w:gridCol w:w="9026"/>
+      </w:tblGrid>
       <w:tr>
         <w:tblPrEx>
           <w:tblBorders>
@@ -13497,14 +13521,12 @@
           </w:tblCellMar>
         </w:tblPrEx>
         <w:trPr>
-          <w:gridBefore w:val="1"/>
           <w:cantSplit/>
           <w:trHeight w:val="5500" w:hRule="atLeast"/>
         </w:trPr>
         <w:tc>
           <w:tcPr>
             <w:tcW w:w="9026" w:type="dxa"/>
-            <w:gridSpan w:val="5"/>
             <w:tcBorders>
               <w:top w:val="dashed" w:color="A6A6A6" w:sz="6" w:space="0"/>
               <w:left w:val="dashed" w:color="A6A6A6" w:sz="6" w:space="0"/>
@@ -15334,13 +15356,11 @@
         </w:tblCellMar>
       </w:tblPr>
       <w:tblGrid>
-        <w:gridCol w:w="70"/>
-        <w:gridCol w:w="1630"/>
+        <w:gridCol w:w="1700"/>
         <w:gridCol w:w="2100"/>
         <w:gridCol w:w="1700"/>
         <w:gridCol w:w="1700"/>
         <w:gridCol w:w="1826"/>
-        <w:gridCol w:w="70"/>
       </w:tblGrid>
       <w:tr>
         <w:tblPrEx>
@@ -15360,13 +15380,12 @@
           </w:tblCellMar>
         </w:tblPrEx>
         <w:trPr>
-          <w:gridAfter w:val="1"/>
+          <w:wAfter w:w="70" w:type="dxa"/>
           <w:tblHeader/>
         </w:trPr>
         <w:tc>
           <w:tcPr>
             <w:tcW w:w="1700" w:type="dxa"/>
-            <w:gridSpan w:val="2"/>
             <w:tcBorders>
               <w:top w:val="single" w:color="8EA9DB" w:sz="6" w:space="0"/>
               <w:left w:val="single" w:color="8EA9DB" w:sz="6" w:space="0"/>
@@ -15609,13 +15628,12 @@
           </w:tblCellMar>
         </w:tblPrEx>
         <w:trPr>
-          <w:gridAfter w:val="1"/>
+          <w:wAfter w:w="70" w:type="dxa"/>
           <w:cantSplit/>
         </w:trPr>
         <w:tc>
           <w:tcPr>
             <w:tcW w:w="1700" w:type="dxa"/>
-            <w:gridSpan w:val="2"/>
             <w:tcBorders>
               <w:top w:val="single" w:color="8EA9DB" w:sz="6" w:space="0"/>
               <w:left w:val="single" w:color="8EA9DB" w:sz="6" w:space="0"/>
@@ -15794,13 +15812,12 @@
           </w:tblCellMar>
         </w:tblPrEx>
         <w:trPr>
-          <w:gridAfter w:val="1"/>
+          <w:wAfter w:w="70" w:type="dxa"/>
           <w:cantSplit/>
         </w:trPr>
         <w:tc>
           <w:tcPr>
             <w:tcW w:w="1700" w:type="dxa"/>
-            <w:gridSpan w:val="2"/>
             <w:tcBorders>
               <w:top w:val="single" w:color="8EA9DB" w:sz="6" w:space="0"/>
               <w:left w:val="single" w:color="8EA9DB" w:sz="6" w:space="0"/>
@@ -15979,13 +15996,12 @@
           </w:tblCellMar>
         </w:tblPrEx>
         <w:trPr>
-          <w:gridAfter w:val="1"/>
+          <w:wAfter w:w="70" w:type="dxa"/>
           <w:cantSplit/>
         </w:trPr>
         <w:tc>
           <w:tcPr>
             <w:tcW w:w="1700" w:type="dxa"/>
-            <w:gridSpan w:val="2"/>
             <w:tcBorders>
               <w:top w:val="single" w:color="8EA9DB" w:sz="6" w:space="0"/>
               <w:left w:val="single" w:color="8EA9DB" w:sz="6" w:space="0"/>
@@ -16164,13 +16180,12 @@
           </w:tblCellMar>
         </w:tblPrEx>
         <w:trPr>
-          <w:gridAfter w:val="1"/>
+          <w:wAfter w:w="70" w:type="dxa"/>
           <w:cantSplit/>
         </w:trPr>
         <w:tc>
           <w:tcPr>
             <w:tcW w:w="1700" w:type="dxa"/>
-            <w:gridSpan w:val="2"/>
             <w:tcBorders>
               <w:top w:val="single" w:color="8EA9DB" w:sz="6" w:space="0"/>
               <w:left w:val="single" w:color="8EA9DB" w:sz="6" w:space="0"/>
@@ -16349,13 +16364,12 @@
           </w:tblCellMar>
         </w:tblPrEx>
         <w:trPr>
-          <w:gridAfter w:val="1"/>
+          <w:wAfter w:w="70" w:type="dxa"/>
           <w:cantSplit/>
         </w:trPr>
         <w:tc>
           <w:tcPr>
             <w:tcW w:w="1700" w:type="dxa"/>
-            <w:gridSpan w:val="2"/>
             <w:tcBorders>
               <w:top w:val="single" w:color="8EA9DB" w:sz="6" w:space="0"/>
               <w:left w:val="single" w:color="8EA9DB" w:sz="6" w:space="0"/>
@@ -16534,13 +16548,12 @@
           </w:tblCellMar>
         </w:tblPrEx>
         <w:trPr>
-          <w:gridAfter w:val="1"/>
+          <w:wAfter w:w="70" w:type="dxa"/>
           <w:cantSplit/>
         </w:trPr>
         <w:tc>
           <w:tcPr>
             <w:tcW w:w="1700" w:type="dxa"/>
-            <w:gridSpan w:val="2"/>
             <w:tcBorders>
               <w:top w:val="single" w:color="8EA9DB" w:sz="6" w:space="0"/>
               <w:left w:val="single" w:color="8EA9DB" w:sz="6" w:space="0"/>
@@ -16701,6 +16714,36 @@
           </w:p>
         </w:tc>
       </w:tr>
+    </w:tbl>
+    <w:p>
+      <w:pPr>
+        <w:spacing w:before="0" w:after="60"/>
+      </w:pPr>
+    </w:p>
+    <w:tbl>
+      <w:tblPr>
+        <w:tblStyle w:val="9"/>
+        <w:tblW w:w="9026" w:type="dxa"/>
+        <w:tblInd w:w="0" w:type="dxa"/>
+        <w:tblBorders>
+          <w:top w:val="single" w:color="auto" w:sz="4" w:space="0"/>
+          <w:left w:val="single" w:color="auto" w:sz="4" w:space="0"/>
+          <w:bottom w:val="single" w:color="auto" w:sz="4" w:space="0"/>
+          <w:right w:val="single" w:color="auto" w:sz="4" w:space="0"/>
+          <w:insideH w:val="single" w:color="auto" w:sz="4" w:space="0"/>
+          <w:insideV w:val="single" w:color="auto" w:sz="4" w:space="0"/>
+        </w:tblBorders>
+        <w:tblLayout w:type="fixed"/>
+        <w:tblCellMar>
+          <w:top w:w="0" w:type="dxa"/>
+          <w:left w:w="10" w:type="dxa"/>
+          <w:bottom w:w="0" w:type="dxa"/>
+          <w:right w:w="10" w:type="dxa"/>
+        </w:tblCellMar>
+      </w:tblPr>
+      <w:tblGrid>
+        <w:gridCol w:w="9026"/>
+      </w:tblGrid>
       <w:tr>
         <w:tblPrEx>
           <w:tblBorders>
@@ -16719,14 +16762,12 @@
           </w:tblCellMar>
         </w:tblPrEx>
         <w:trPr>
-          <w:gridBefore w:val="1"/>
           <w:cantSplit/>
           <w:trHeight w:val="2200" w:hRule="atLeast"/>
         </w:trPr>
         <w:tc>
           <w:tcPr>
             <w:tcW w:w="9026" w:type="dxa"/>
-            <w:gridSpan w:val="6"/>
             <w:tcBorders>
               <w:top w:val="dashed" w:color="A6A6A6" w:sz="6" w:space="0"/>
               <w:left w:val="dashed" w:color="A6A6A6" w:sz="6" w:space="0"/>
@@ -17400,12 +17441,6 @@
             <w:insideH w:val="single" w:color="auto" w:sz="4" w:space="0"/>
             <w:insideV w:val="single" w:color="auto" w:sz="4" w:space="0"/>
           </w:tblBorders>
-          <w:tblCellMar>
-            <w:top w:w="0" w:type="dxa"/>
-            <w:left w:w="10" w:type="dxa"/>
-            <w:bottom w:w="0" w:type="dxa"/>
-            <w:right w:w="10" w:type="dxa"/>
-          </w:tblCellMar>
         </w:tblPrEx>
         <w:trPr>
           <w:tblHeader/>
@@ -18802,12 +18837,928 @@
         </w:tblCellMar>
       </w:tblPr>
       <w:tblGrid>
-        <w:gridCol w:w="70"/>
-        <w:gridCol w:w="1430"/>
+        <w:gridCol w:w="1500"/>
         <w:gridCol w:w="3200"/>
         <w:gridCol w:w="1500"/>
         <w:gridCol w:w="2826"/>
-        <w:gridCol w:w="70"/>
+      </w:tblGrid>
+      <w:tr>
+        <w:tblPrEx>
+          <w:tblBorders>
+            <w:top w:val="single" w:color="auto" w:sz="4" w:space="0"/>
+            <w:left w:val="single" w:color="auto" w:sz="4" w:space="0"/>
+            <w:bottom w:val="single" w:color="auto" w:sz="4" w:space="0"/>
+            <w:right w:val="single" w:color="auto" w:sz="4" w:space="0"/>
+            <w:insideH w:val="single" w:color="auto" w:sz="4" w:space="0"/>
+            <w:insideV w:val="single" w:color="auto" w:sz="4" w:space="0"/>
+          </w:tblBorders>
+        </w:tblPrEx>
+        <w:trPr>
+          <w:wAfter w:w="70" w:type="dxa"/>
+          <w:tblHeader/>
+        </w:trPr>
+        <w:tc>
+          <w:tcPr>
+            <w:tcW w:w="1500" w:type="dxa"/>
+            <w:tcBorders>
+              <w:top w:val="single" w:color="8EA9DB" w:sz="6" w:space="0"/>
+              <w:left w:val="single" w:color="8EA9DB" w:sz="6" w:space="0"/>
+              <w:bottom w:val="single" w:color="8EA9DB" w:sz="6" w:space="0"/>
+              <w:right w:val="single" w:color="8EA9DB" w:sz="6" w:space="0"/>
+            </w:tcBorders>
+            <w:shd w:val="clear" w:color="auto" w:fill="1F3864"/>
+            <w:tcMar>
+              <w:top w:w="50" w:type="dxa"/>
+              <w:left w:w="80" w:type="dxa"/>
+              <w:bottom w:w="50" w:type="dxa"/>
+              <w:right w:w="80" w:type="dxa"/>
+            </w:tcMar>
+            <w:vAlign w:val="center"/>
+          </w:tcPr>
+          <w:p>
+            <w:pPr>
+              <w:spacing w:after="0"/>
+              <w:jc w:val="center"/>
+            </w:pPr>
+            <w:r>
+              <w:rPr>
+                <w:rFonts w:ascii="Times New Roman" w:hAnsi="Times New Roman" w:eastAsia="Times New Roman" w:cs="Times New Roman"/>
+                <w:b/>
+                <w:bCs/>
+                <w:color w:val="FFFFFF"/>
+                <w:sz w:val="22"/>
+                <w:szCs w:val="22"/>
+              </w:rPr>
+              <w:t>Tín hiệu</w:t>
+            </w:r>
+          </w:p>
+        </w:tc>
+        <w:tc>
+          <w:tcPr>
+            <w:tcW w:w="3200" w:type="dxa"/>
+            <w:tcBorders>
+              <w:top w:val="single" w:color="8EA9DB" w:sz="6" w:space="0"/>
+              <w:left w:val="single" w:color="8EA9DB" w:sz="6" w:space="0"/>
+              <w:bottom w:val="single" w:color="8EA9DB" w:sz="6" w:space="0"/>
+              <w:right w:val="single" w:color="8EA9DB" w:sz="6" w:space="0"/>
+            </w:tcBorders>
+            <w:shd w:val="clear" w:color="auto" w:fill="1F3864"/>
+            <w:tcMar>
+              <w:top w:w="50" w:type="dxa"/>
+              <w:left w:w="80" w:type="dxa"/>
+              <w:bottom w:w="50" w:type="dxa"/>
+              <w:right w:w="80" w:type="dxa"/>
+            </w:tcMar>
+            <w:vAlign w:val="center"/>
+          </w:tcPr>
+          <w:p>
+            <w:pPr>
+              <w:spacing w:after="0"/>
+              <w:jc w:val="center"/>
+            </w:pPr>
+            <w:r>
+              <w:rPr>
+                <w:rFonts w:ascii="Times New Roman" w:hAnsi="Times New Roman" w:eastAsia="Times New Roman" w:cs="Times New Roman"/>
+                <w:b/>
+                <w:bCs/>
+                <w:color w:val="FFFFFF"/>
+                <w:sz w:val="22"/>
+                <w:szCs w:val="22"/>
+              </w:rPr>
+              <w:t>Phương trình</w:t>
+            </w:r>
+          </w:p>
+        </w:tc>
+        <w:tc>
+          <w:tcPr>
+            <w:tcW w:w="1500" w:type="dxa"/>
+            <w:tcBorders>
+              <w:top w:val="single" w:color="8EA9DB" w:sz="6" w:space="0"/>
+              <w:left w:val="single" w:color="8EA9DB" w:sz="6" w:space="0"/>
+              <w:bottom w:val="single" w:color="8EA9DB" w:sz="6" w:space="0"/>
+              <w:right w:val="single" w:color="8EA9DB" w:sz="6" w:space="0"/>
+            </w:tcBorders>
+            <w:shd w:val="clear" w:color="auto" w:fill="1F3864"/>
+            <w:tcMar>
+              <w:top w:w="50" w:type="dxa"/>
+              <w:left w:w="80" w:type="dxa"/>
+              <w:bottom w:w="50" w:type="dxa"/>
+              <w:right w:w="80" w:type="dxa"/>
+            </w:tcMar>
+            <w:vAlign w:val="center"/>
+          </w:tcPr>
+          <w:p>
+            <w:pPr>
+              <w:spacing w:after="0"/>
+              <w:jc w:val="center"/>
+            </w:pPr>
+            <w:r>
+              <w:rPr>
+                <w:rFonts w:ascii="Times New Roman" w:hAnsi="Times New Roman" w:eastAsia="Times New Roman" w:cs="Times New Roman"/>
+                <w:b/>
+                <w:bCs/>
+                <w:color w:val="FFFFFF"/>
+                <w:sz w:val="22"/>
+                <w:szCs w:val="22"/>
+              </w:rPr>
+              <w:t>Loại</w:t>
+            </w:r>
+          </w:p>
+        </w:tc>
+        <w:tc>
+          <w:tcPr>
+            <w:tcW w:w="2826" w:type="dxa"/>
+            <w:tcBorders>
+              <w:top w:val="single" w:color="8EA9DB" w:sz="6" w:space="0"/>
+              <w:left w:val="single" w:color="8EA9DB" w:sz="6" w:space="0"/>
+              <w:bottom w:val="single" w:color="8EA9DB" w:sz="6" w:space="0"/>
+              <w:right w:val="single" w:color="8EA9DB" w:sz="6" w:space="0"/>
+            </w:tcBorders>
+            <w:shd w:val="clear" w:color="auto" w:fill="1F3864"/>
+            <w:tcMar>
+              <w:top w:w="50" w:type="dxa"/>
+              <w:left w:w="80" w:type="dxa"/>
+              <w:bottom w:w="50" w:type="dxa"/>
+              <w:right w:w="80" w:type="dxa"/>
+            </w:tcMar>
+            <w:vAlign w:val="center"/>
+          </w:tcPr>
+          <w:p>
+            <w:pPr>
+              <w:spacing w:after="0"/>
+              <w:jc w:val="center"/>
+            </w:pPr>
+            <w:r>
+              <w:rPr>
+                <w:rFonts w:ascii="Times New Roman" w:hAnsi="Times New Roman" w:eastAsia="Times New Roman" w:cs="Times New Roman"/>
+                <w:b/>
+                <w:bCs/>
+                <w:color w:val="FFFFFF"/>
+                <w:sz w:val="22"/>
+                <w:szCs w:val="22"/>
+              </w:rPr>
+              <w:t>Khối</w:t>
+            </w:r>
+          </w:p>
+        </w:tc>
+      </w:tr>
+      <w:tr>
+        <w:tblPrEx>
+          <w:tblBorders>
+            <w:top w:val="single" w:color="auto" w:sz="4" w:space="0"/>
+            <w:left w:val="single" w:color="auto" w:sz="4" w:space="0"/>
+            <w:bottom w:val="single" w:color="auto" w:sz="4" w:space="0"/>
+            <w:right w:val="single" w:color="auto" w:sz="4" w:space="0"/>
+            <w:insideH w:val="single" w:color="auto" w:sz="4" w:space="0"/>
+            <w:insideV w:val="single" w:color="auto" w:sz="4" w:space="0"/>
+          </w:tblBorders>
+          <w:tblCellMar>
+            <w:top w:w="0" w:type="dxa"/>
+            <w:left w:w="10" w:type="dxa"/>
+            <w:bottom w:w="0" w:type="dxa"/>
+            <w:right w:w="10" w:type="dxa"/>
+          </w:tblCellMar>
+        </w:tblPrEx>
+        <w:trPr>
+          <w:wAfter w:w="70" w:type="dxa"/>
+          <w:cantSplit/>
+        </w:trPr>
+        <w:tc>
+          <w:tcPr>
+            <w:tcW w:w="1500" w:type="dxa"/>
+            <w:tcBorders>
+              <w:top w:val="single" w:color="8EA9DB" w:sz="6" w:space="0"/>
+              <w:left w:val="single" w:color="8EA9DB" w:sz="6" w:space="0"/>
+              <w:bottom w:val="single" w:color="8EA9DB" w:sz="6" w:space="0"/>
+              <w:right w:val="single" w:color="8EA9DB" w:sz="6" w:space="0"/>
+            </w:tcBorders>
+            <w:tcMar>
+              <w:top w:w="50" w:type="dxa"/>
+              <w:left w:w="80" w:type="dxa"/>
+              <w:bottom w:w="50" w:type="dxa"/>
+              <w:right w:w="80" w:type="dxa"/>
+            </w:tcMar>
+            <w:vAlign w:val="center"/>
+          </w:tcPr>
+          <w:p>
+            <w:pPr>
+              <w:spacing w:after="0"/>
+              <w:jc w:val="center"/>
+            </w:pPr>
+            <w:r>
+              <w:rPr>
+                <w:rFonts w:ascii="Times New Roman" w:hAnsi="Times New Roman" w:eastAsia="Times New Roman" w:cs="Times New Roman"/>
+                <w:b/>
+                <w:bCs/>
+                <w:sz w:val="22"/>
+                <w:szCs w:val="22"/>
+              </w:rPr>
+              <w:t>Init</w:t>
+            </w:r>
+          </w:p>
+        </w:tc>
+        <w:tc>
+          <w:tcPr>
+            <w:tcW w:w="3200" w:type="dxa"/>
+            <w:tcBorders>
+              <w:top w:val="single" w:color="8EA9DB" w:sz="6" w:space="0"/>
+              <w:left w:val="single" w:color="8EA9DB" w:sz="6" w:space="0"/>
+              <w:bottom w:val="single" w:color="8EA9DB" w:sz="6" w:space="0"/>
+              <w:right w:val="single" w:color="8EA9DB" w:sz="6" w:space="0"/>
+            </w:tcBorders>
+            <w:tcMar>
+              <w:top w:w="50" w:type="dxa"/>
+              <w:left w:w="80" w:type="dxa"/>
+              <w:bottom w:w="50" w:type="dxa"/>
+              <w:right w:w="80" w:type="dxa"/>
+            </w:tcMar>
+            <w:vAlign w:val="center"/>
+          </w:tcPr>
+          <w:p>
+            <w:pPr>
+              <w:spacing w:after="0"/>
+              <w:jc w:val="center"/>
+            </w:pPr>
+            <w:r>
+              <w:rPr>
+                <w:rFonts w:ascii="Times New Roman" w:hAnsi="Times New Roman" w:eastAsia="Times New Roman" w:cs="Times New Roman"/>
+                <w:sz w:val="22"/>
+                <w:szCs w:val="22"/>
+              </w:rPr>
+              <w:t>S1 = Q</w:t>
+            </w:r>
+            <w:r>
+              <w:rPr>
+                <w:rFonts w:ascii="Times New Roman" w:hAnsi="Times New Roman" w:eastAsia="Times New Roman" w:cs="Times New Roman"/>
+                <w:sz w:val="22"/>
+                <w:szCs w:val="22"/>
+                <w:vertAlign w:val="subscript"/>
+              </w:rPr>
+              <w:t>1</w:t>
+            </w:r>
+            <w:r>
+              <w:rPr>
+                <w:rFonts w:ascii="Times New Roman" w:hAnsi="Times New Roman" w:eastAsia="Times New Roman" w:cs="Times New Roman"/>
+                <w:sz w:val="22"/>
+                <w:szCs w:val="22"/>
+              </w:rPr>
+              <w:t>’Q</w:t>
+            </w:r>
+            <w:r>
+              <w:rPr>
+                <w:rFonts w:ascii="Times New Roman" w:hAnsi="Times New Roman" w:eastAsia="Times New Roman" w:cs="Times New Roman"/>
+                <w:sz w:val="22"/>
+                <w:szCs w:val="22"/>
+                <w:vertAlign w:val="subscript"/>
+              </w:rPr>
+              <w:t>0</w:t>
+            </w:r>
+          </w:p>
+        </w:tc>
+        <w:tc>
+          <w:tcPr>
+            <w:tcW w:w="1500" w:type="dxa"/>
+            <w:tcBorders>
+              <w:top w:val="single" w:color="8EA9DB" w:sz="6" w:space="0"/>
+              <w:left w:val="single" w:color="8EA9DB" w:sz="6" w:space="0"/>
+              <w:bottom w:val="single" w:color="8EA9DB" w:sz="6" w:space="0"/>
+              <w:right w:val="single" w:color="8EA9DB" w:sz="6" w:space="0"/>
+            </w:tcBorders>
+            <w:tcMar>
+              <w:top w:w="50" w:type="dxa"/>
+              <w:left w:w="80" w:type="dxa"/>
+              <w:bottom w:w="50" w:type="dxa"/>
+              <w:right w:w="80" w:type="dxa"/>
+            </w:tcMar>
+            <w:vAlign w:val="center"/>
+          </w:tcPr>
+          <w:p>
+            <w:pPr>
+              <w:spacing w:after="0"/>
+              <w:jc w:val="center"/>
+            </w:pPr>
+            <w:r>
+              <w:rPr>
+                <w:rFonts w:ascii="Times New Roman" w:hAnsi="Times New Roman" w:eastAsia="Times New Roman" w:cs="Times New Roman"/>
+                <w:sz w:val="22"/>
+                <w:szCs w:val="22"/>
+              </w:rPr>
+              <w:t>Moore</w:t>
+            </w:r>
+          </w:p>
+        </w:tc>
+        <w:tc>
+          <w:tcPr>
+            <w:tcW w:w="2826" w:type="dxa"/>
+            <w:tcBorders>
+              <w:top w:val="single" w:color="8EA9DB" w:sz="6" w:space="0"/>
+              <w:left w:val="single" w:color="8EA9DB" w:sz="6" w:space="0"/>
+              <w:bottom w:val="single" w:color="8EA9DB" w:sz="6" w:space="0"/>
+              <w:right w:val="single" w:color="8EA9DB" w:sz="6" w:space="0"/>
+            </w:tcBorders>
+            <w:tcMar>
+              <w:top w:w="50" w:type="dxa"/>
+              <w:left w:w="80" w:type="dxa"/>
+              <w:bottom w:w="50" w:type="dxa"/>
+              <w:right w:w="80" w:type="dxa"/>
+            </w:tcMar>
+            <w:vAlign w:val="center"/>
+          </w:tcPr>
+          <w:p>
+            <w:pPr>
+              <w:spacing w:after="0"/>
+              <w:jc w:val="center"/>
+            </w:pPr>
+            <w:r>
+              <w:rPr>
+                <w:rFonts w:ascii="Times New Roman" w:hAnsi="Times New Roman" w:eastAsia="Times New Roman" w:cs="Times New Roman"/>
+                <w:sz w:val="22"/>
+                <w:szCs w:val="22"/>
+              </w:rPr>
+              <w:t>Init</w:t>
+            </w:r>
+          </w:p>
+        </w:tc>
+      </w:tr>
+      <w:tr>
+        <w:tblPrEx>
+          <w:tblBorders>
+            <w:top w:val="single" w:color="auto" w:sz="4" w:space="0"/>
+            <w:left w:val="single" w:color="auto" w:sz="4" w:space="0"/>
+            <w:bottom w:val="single" w:color="auto" w:sz="4" w:space="0"/>
+            <w:right w:val="single" w:color="auto" w:sz="4" w:space="0"/>
+            <w:insideH w:val="single" w:color="auto" w:sz="4" w:space="0"/>
+            <w:insideV w:val="single" w:color="auto" w:sz="4" w:space="0"/>
+          </w:tblBorders>
+          <w:tblCellMar>
+            <w:top w:w="0" w:type="dxa"/>
+            <w:left w:w="10" w:type="dxa"/>
+            <w:bottom w:w="0" w:type="dxa"/>
+            <w:right w:w="10" w:type="dxa"/>
+          </w:tblCellMar>
+        </w:tblPrEx>
+        <w:trPr>
+          <w:wAfter w:w="70" w:type="dxa"/>
+          <w:cantSplit/>
+        </w:trPr>
+        <w:tc>
+          <w:tcPr>
+            <w:tcW w:w="1500" w:type="dxa"/>
+            <w:tcBorders>
+              <w:top w:val="single" w:color="8EA9DB" w:sz="6" w:space="0"/>
+              <w:left w:val="single" w:color="8EA9DB" w:sz="6" w:space="0"/>
+              <w:bottom w:val="single" w:color="8EA9DB" w:sz="6" w:space="0"/>
+              <w:right w:val="single" w:color="8EA9DB" w:sz="6" w:space="0"/>
+            </w:tcBorders>
+            <w:tcMar>
+              <w:top w:w="50" w:type="dxa"/>
+              <w:left w:w="80" w:type="dxa"/>
+              <w:bottom w:w="50" w:type="dxa"/>
+              <w:right w:w="80" w:type="dxa"/>
+            </w:tcMar>
+            <w:vAlign w:val="center"/>
+          </w:tcPr>
+          <w:p>
+            <w:pPr>
+              <w:spacing w:after="0"/>
+              <w:jc w:val="center"/>
+            </w:pPr>
+            <w:r>
+              <w:rPr>
+                <w:rFonts w:ascii="Times New Roman" w:hAnsi="Times New Roman" w:eastAsia="Times New Roman" w:cs="Times New Roman"/>
+                <w:b/>
+                <w:bCs/>
+                <w:sz w:val="22"/>
+                <w:szCs w:val="22"/>
+              </w:rPr>
+              <w:t>Run</w:t>
+            </w:r>
+          </w:p>
+        </w:tc>
+        <w:tc>
+          <w:tcPr>
+            <w:tcW w:w="3200" w:type="dxa"/>
+            <w:tcBorders>
+              <w:top w:val="single" w:color="8EA9DB" w:sz="6" w:space="0"/>
+              <w:left w:val="single" w:color="8EA9DB" w:sz="6" w:space="0"/>
+              <w:bottom w:val="single" w:color="8EA9DB" w:sz="6" w:space="0"/>
+              <w:right w:val="single" w:color="8EA9DB" w:sz="6" w:space="0"/>
+            </w:tcBorders>
+            <w:tcMar>
+              <w:top w:w="50" w:type="dxa"/>
+              <w:left w:w="80" w:type="dxa"/>
+              <w:bottom w:w="50" w:type="dxa"/>
+              <w:right w:w="80" w:type="dxa"/>
+            </w:tcMar>
+            <w:vAlign w:val="center"/>
+          </w:tcPr>
+          <w:p>
+            <w:pPr>
+              <w:spacing w:after="0"/>
+              <w:jc w:val="center"/>
+            </w:pPr>
+            <w:r>
+              <w:rPr>
+                <w:rFonts w:ascii="Times New Roman" w:hAnsi="Times New Roman" w:eastAsia="Times New Roman" w:cs="Times New Roman"/>
+                <w:sz w:val="22"/>
+                <w:szCs w:val="22"/>
+              </w:rPr>
+              <w:t>S2 = Q</w:t>
+            </w:r>
+            <w:r>
+              <w:rPr>
+                <w:rFonts w:ascii="Times New Roman" w:hAnsi="Times New Roman" w:eastAsia="Times New Roman" w:cs="Times New Roman"/>
+                <w:sz w:val="22"/>
+                <w:szCs w:val="22"/>
+                <w:vertAlign w:val="subscript"/>
+              </w:rPr>
+              <w:t>1</w:t>
+            </w:r>
+            <w:r>
+              <w:rPr>
+                <w:rFonts w:ascii="Times New Roman" w:hAnsi="Times New Roman" w:eastAsia="Times New Roman" w:cs="Times New Roman"/>
+                <w:sz w:val="22"/>
+                <w:szCs w:val="22"/>
+              </w:rPr>
+              <w:t>Q</w:t>
+            </w:r>
+            <w:r>
+              <w:rPr>
+                <w:rFonts w:ascii="Times New Roman" w:hAnsi="Times New Roman" w:eastAsia="Times New Roman" w:cs="Times New Roman"/>
+                <w:sz w:val="22"/>
+                <w:szCs w:val="22"/>
+                <w:vertAlign w:val="subscript"/>
+              </w:rPr>
+              <w:t>0</w:t>
+            </w:r>
+            <w:r>
+              <w:rPr>
+                <w:rFonts w:ascii="Times New Roman" w:hAnsi="Times New Roman" w:eastAsia="Times New Roman" w:cs="Times New Roman"/>
+                <w:sz w:val="22"/>
+                <w:szCs w:val="22"/>
+              </w:rPr>
+              <w:t>’</w:t>
+            </w:r>
+          </w:p>
+        </w:tc>
+        <w:tc>
+          <w:tcPr>
+            <w:tcW w:w="1500" w:type="dxa"/>
+            <w:tcBorders>
+              <w:top w:val="single" w:color="8EA9DB" w:sz="6" w:space="0"/>
+              <w:left w:val="single" w:color="8EA9DB" w:sz="6" w:space="0"/>
+              <w:bottom w:val="single" w:color="8EA9DB" w:sz="6" w:space="0"/>
+              <w:right w:val="single" w:color="8EA9DB" w:sz="6" w:space="0"/>
+            </w:tcBorders>
+            <w:tcMar>
+              <w:top w:w="50" w:type="dxa"/>
+              <w:left w:w="80" w:type="dxa"/>
+              <w:bottom w:w="50" w:type="dxa"/>
+              <w:right w:w="80" w:type="dxa"/>
+            </w:tcMar>
+            <w:vAlign w:val="center"/>
+          </w:tcPr>
+          <w:p>
+            <w:pPr>
+              <w:spacing w:after="0"/>
+              <w:jc w:val="center"/>
+            </w:pPr>
+            <w:r>
+              <w:rPr>
+                <w:rFonts w:ascii="Times New Roman" w:hAnsi="Times New Roman" w:eastAsia="Times New Roman" w:cs="Times New Roman"/>
+                <w:sz w:val="22"/>
+                <w:szCs w:val="22"/>
+              </w:rPr>
+              <w:t>Moore</w:t>
+            </w:r>
+          </w:p>
+        </w:tc>
+        <w:tc>
+          <w:tcPr>
+            <w:tcW w:w="2826" w:type="dxa"/>
+            <w:tcBorders>
+              <w:top w:val="single" w:color="8EA9DB" w:sz="6" w:space="0"/>
+              <w:left w:val="single" w:color="8EA9DB" w:sz="6" w:space="0"/>
+              <w:bottom w:val="single" w:color="8EA9DB" w:sz="6" w:space="0"/>
+              <w:right w:val="single" w:color="8EA9DB" w:sz="6" w:space="0"/>
+            </w:tcBorders>
+            <w:tcMar>
+              <w:top w:w="50" w:type="dxa"/>
+              <w:left w:w="80" w:type="dxa"/>
+              <w:bottom w:w="50" w:type="dxa"/>
+              <w:right w:w="80" w:type="dxa"/>
+            </w:tcMar>
+            <w:vAlign w:val="center"/>
+          </w:tcPr>
+          <w:p>
+            <w:pPr>
+              <w:spacing w:after="0"/>
+              <w:jc w:val="center"/>
+            </w:pPr>
+            <w:r>
+              <w:rPr>
+                <w:rFonts w:ascii="Times New Roman" w:hAnsi="Times New Roman" w:eastAsia="Times New Roman" w:cs="Times New Roman"/>
+                <w:sz w:val="22"/>
+                <w:szCs w:val="22"/>
+              </w:rPr>
+              <w:t>Run</w:t>
+            </w:r>
+          </w:p>
+        </w:tc>
+      </w:tr>
+      <w:tr>
+        <w:tblPrEx>
+          <w:tblBorders>
+            <w:top w:val="single" w:color="auto" w:sz="4" w:space="0"/>
+            <w:left w:val="single" w:color="auto" w:sz="4" w:space="0"/>
+            <w:bottom w:val="single" w:color="auto" w:sz="4" w:space="0"/>
+            <w:right w:val="single" w:color="auto" w:sz="4" w:space="0"/>
+            <w:insideH w:val="single" w:color="auto" w:sz="4" w:space="0"/>
+            <w:insideV w:val="single" w:color="auto" w:sz="4" w:space="0"/>
+          </w:tblBorders>
+          <w:tblCellMar>
+            <w:top w:w="0" w:type="dxa"/>
+            <w:left w:w="10" w:type="dxa"/>
+            <w:bottom w:w="0" w:type="dxa"/>
+            <w:right w:w="10" w:type="dxa"/>
+          </w:tblCellMar>
+        </w:tblPrEx>
+        <w:trPr>
+          <w:wAfter w:w="70" w:type="dxa"/>
+          <w:cantSplit/>
+        </w:trPr>
+        <w:tc>
+          <w:tcPr>
+            <w:tcW w:w="1500" w:type="dxa"/>
+            <w:tcBorders>
+              <w:top w:val="single" w:color="8EA9DB" w:sz="6" w:space="0"/>
+              <w:left w:val="single" w:color="8EA9DB" w:sz="6" w:space="0"/>
+              <w:bottom w:val="single" w:color="8EA9DB" w:sz="6" w:space="0"/>
+              <w:right w:val="single" w:color="8EA9DB" w:sz="6" w:space="0"/>
+            </w:tcBorders>
+            <w:tcMar>
+              <w:top w:w="50" w:type="dxa"/>
+              <w:left w:w="80" w:type="dxa"/>
+              <w:bottom w:w="50" w:type="dxa"/>
+              <w:right w:w="80" w:type="dxa"/>
+            </w:tcMar>
+            <w:vAlign w:val="center"/>
+          </w:tcPr>
+          <w:p>
+            <w:pPr>
+              <w:spacing w:after="0"/>
+              <w:jc w:val="center"/>
+            </w:pPr>
+            <w:r>
+              <w:rPr>
+                <w:rFonts w:ascii="Times New Roman" w:hAnsi="Times New Roman" w:eastAsia="Times New Roman" w:cs="Times New Roman"/>
+                <w:b/>
+                <w:bCs/>
+                <w:sz w:val="22"/>
+                <w:szCs w:val="22"/>
+              </w:rPr>
+              <w:t>LdT</w:t>
+            </w:r>
+          </w:p>
+        </w:tc>
+        <w:tc>
+          <w:tcPr>
+            <w:tcW w:w="3200" w:type="dxa"/>
+            <w:tcBorders>
+              <w:top w:val="single" w:color="8EA9DB" w:sz="6" w:space="0"/>
+              <w:left w:val="single" w:color="8EA9DB" w:sz="6" w:space="0"/>
+              <w:bottom w:val="single" w:color="8EA9DB" w:sz="6" w:space="0"/>
+              <w:right w:val="single" w:color="8EA9DB" w:sz="6" w:space="0"/>
+            </w:tcBorders>
+            <w:tcMar>
+              <w:top w:w="50" w:type="dxa"/>
+              <w:left w:w="80" w:type="dxa"/>
+              <w:bottom w:w="50" w:type="dxa"/>
+              <w:right w:w="80" w:type="dxa"/>
+            </w:tcMar>
+            <w:vAlign w:val="center"/>
+          </w:tcPr>
+          <w:p>
+            <w:pPr>
+              <w:spacing w:after="0"/>
+              <w:jc w:val="center"/>
+            </w:pPr>
+            <w:r>
+              <w:rPr>
+                <w:rFonts w:ascii="Times New Roman" w:hAnsi="Times New Roman" w:eastAsia="Times New Roman" w:cs="Times New Roman"/>
+                <w:sz w:val="22"/>
+                <w:szCs w:val="22"/>
+              </w:rPr>
+              <w:t>S2·B0 = Q</w:t>
+            </w:r>
+            <w:r>
+              <w:rPr>
+                <w:rFonts w:ascii="Times New Roman" w:hAnsi="Times New Roman" w:eastAsia="Times New Roman" w:cs="Times New Roman"/>
+                <w:sz w:val="22"/>
+                <w:szCs w:val="22"/>
+                <w:vertAlign w:val="subscript"/>
+              </w:rPr>
+              <w:t>1</w:t>
+            </w:r>
+            <w:r>
+              <w:rPr>
+                <w:rFonts w:ascii="Times New Roman" w:hAnsi="Times New Roman" w:eastAsia="Times New Roman" w:cs="Times New Roman"/>
+                <w:sz w:val="22"/>
+                <w:szCs w:val="22"/>
+              </w:rPr>
+              <w:t>Q</w:t>
+            </w:r>
+            <w:r>
+              <w:rPr>
+                <w:rFonts w:ascii="Times New Roman" w:hAnsi="Times New Roman" w:eastAsia="Times New Roman" w:cs="Times New Roman"/>
+                <w:sz w:val="22"/>
+                <w:szCs w:val="22"/>
+                <w:vertAlign w:val="subscript"/>
+              </w:rPr>
+              <w:t>0</w:t>
+            </w:r>
+            <w:r>
+              <w:rPr>
+                <w:rFonts w:ascii="Times New Roman" w:hAnsi="Times New Roman" w:eastAsia="Times New Roman" w:cs="Times New Roman"/>
+                <w:sz w:val="22"/>
+                <w:szCs w:val="22"/>
+              </w:rPr>
+              <w:t>’·B0</w:t>
+            </w:r>
+          </w:p>
+        </w:tc>
+        <w:tc>
+          <w:tcPr>
+            <w:tcW w:w="1500" w:type="dxa"/>
+            <w:tcBorders>
+              <w:top w:val="single" w:color="8EA9DB" w:sz="6" w:space="0"/>
+              <w:left w:val="single" w:color="8EA9DB" w:sz="6" w:space="0"/>
+              <w:bottom w:val="single" w:color="8EA9DB" w:sz="6" w:space="0"/>
+              <w:right w:val="single" w:color="8EA9DB" w:sz="6" w:space="0"/>
+            </w:tcBorders>
+            <w:tcMar>
+              <w:top w:w="50" w:type="dxa"/>
+              <w:left w:w="80" w:type="dxa"/>
+              <w:bottom w:w="50" w:type="dxa"/>
+              <w:right w:w="80" w:type="dxa"/>
+            </w:tcMar>
+            <w:vAlign w:val="center"/>
+          </w:tcPr>
+          <w:p>
+            <w:pPr>
+              <w:spacing w:after="0"/>
+              <w:jc w:val="center"/>
+            </w:pPr>
+            <w:r>
+              <w:rPr>
+                <w:rFonts w:ascii="Times New Roman" w:hAnsi="Times New Roman" w:eastAsia="Times New Roman" w:cs="Times New Roman"/>
+                <w:sz w:val="22"/>
+                <w:szCs w:val="22"/>
+              </w:rPr>
+              <w:t>Mealy</w:t>
+            </w:r>
+          </w:p>
+        </w:tc>
+        <w:tc>
+          <w:tcPr>
+            <w:tcW w:w="2826" w:type="dxa"/>
+            <w:tcBorders>
+              <w:top w:val="single" w:color="8EA9DB" w:sz="6" w:space="0"/>
+              <w:left w:val="single" w:color="8EA9DB" w:sz="6" w:space="0"/>
+              <w:bottom w:val="single" w:color="8EA9DB" w:sz="6" w:space="0"/>
+              <w:right w:val="single" w:color="8EA9DB" w:sz="6" w:space="0"/>
+            </w:tcBorders>
+            <w:tcMar>
+              <w:top w:w="50" w:type="dxa"/>
+              <w:left w:w="80" w:type="dxa"/>
+              <w:bottom w:w="50" w:type="dxa"/>
+              <w:right w:w="80" w:type="dxa"/>
+            </w:tcMar>
+            <w:vAlign w:val="center"/>
+          </w:tcPr>
+          <w:p>
+            <w:pPr>
+              <w:spacing w:after="0"/>
+              <w:jc w:val="center"/>
+            </w:pPr>
+            <w:r>
+              <w:rPr>
+                <w:rFonts w:ascii="Times New Roman" w:hAnsi="Times New Roman" w:eastAsia="Times New Roman" w:cs="Times New Roman"/>
+                <w:sz w:val="22"/>
+                <w:szCs w:val="22"/>
+              </w:rPr>
+              <w:t>AND trong output_logic</w:t>
+            </w:r>
+          </w:p>
+        </w:tc>
+      </w:tr>
+      <w:tr>
+        <w:tblPrEx>
+          <w:tblBorders>
+            <w:top w:val="single" w:color="auto" w:sz="4" w:space="0"/>
+            <w:left w:val="single" w:color="auto" w:sz="4" w:space="0"/>
+            <w:bottom w:val="single" w:color="auto" w:sz="4" w:space="0"/>
+            <w:right w:val="single" w:color="auto" w:sz="4" w:space="0"/>
+            <w:insideH w:val="single" w:color="auto" w:sz="4" w:space="0"/>
+            <w:insideV w:val="single" w:color="auto" w:sz="4" w:space="0"/>
+          </w:tblBorders>
+          <w:tblCellMar>
+            <w:top w:w="0" w:type="dxa"/>
+            <w:left w:w="10" w:type="dxa"/>
+            <w:bottom w:w="0" w:type="dxa"/>
+            <w:right w:w="10" w:type="dxa"/>
+          </w:tblCellMar>
+        </w:tblPrEx>
+        <w:trPr>
+          <w:wAfter w:w="70" w:type="dxa"/>
+          <w:cantSplit/>
+        </w:trPr>
+        <w:tc>
+          <w:tcPr>
+            <w:tcW w:w="1500" w:type="dxa"/>
+            <w:tcBorders>
+              <w:top w:val="single" w:color="8EA9DB" w:sz="6" w:space="0"/>
+              <w:left w:val="single" w:color="8EA9DB" w:sz="6" w:space="0"/>
+              <w:bottom w:val="single" w:color="8EA9DB" w:sz="6" w:space="0"/>
+              <w:right w:val="single" w:color="8EA9DB" w:sz="6" w:space="0"/>
+            </w:tcBorders>
+            <w:tcMar>
+              <w:top w:w="50" w:type="dxa"/>
+              <w:left w:w="80" w:type="dxa"/>
+              <w:bottom w:w="50" w:type="dxa"/>
+              <w:right w:w="80" w:type="dxa"/>
+            </w:tcMar>
+            <w:vAlign w:val="center"/>
+          </w:tcPr>
+          <w:p>
+            <w:pPr>
+              <w:spacing w:after="0"/>
+              <w:jc w:val="center"/>
+            </w:pPr>
+            <w:r>
+              <w:rPr>
+                <w:rFonts w:ascii="Times New Roman" w:hAnsi="Times New Roman" w:eastAsia="Times New Roman" w:cs="Times New Roman"/>
+                <w:b/>
+                <w:bCs/>
+                <w:sz w:val="22"/>
+                <w:szCs w:val="22"/>
+              </w:rPr>
+              <w:t>Done</w:t>
+            </w:r>
+          </w:p>
+        </w:tc>
+        <w:tc>
+          <w:tcPr>
+            <w:tcW w:w="3200" w:type="dxa"/>
+            <w:tcBorders>
+              <w:top w:val="single" w:color="8EA9DB" w:sz="6" w:space="0"/>
+              <w:left w:val="single" w:color="8EA9DB" w:sz="6" w:space="0"/>
+              <w:bottom w:val="single" w:color="8EA9DB" w:sz="6" w:space="0"/>
+              <w:right w:val="single" w:color="8EA9DB" w:sz="6" w:space="0"/>
+            </w:tcBorders>
+            <w:tcMar>
+              <w:top w:w="50" w:type="dxa"/>
+              <w:left w:w="80" w:type="dxa"/>
+              <w:bottom w:w="50" w:type="dxa"/>
+              <w:right w:w="80" w:type="dxa"/>
+            </w:tcMar>
+            <w:vAlign w:val="center"/>
+          </w:tcPr>
+          <w:p>
+            <w:pPr>
+              <w:spacing w:after="0"/>
+              <w:jc w:val="center"/>
+            </w:pPr>
+            <w:r>
+              <w:rPr>
+                <w:rFonts w:ascii="Times New Roman" w:hAnsi="Times New Roman" w:eastAsia="Times New Roman" w:cs="Times New Roman"/>
+                <w:sz w:val="22"/>
+                <w:szCs w:val="22"/>
+              </w:rPr>
+              <w:t>S3 = Q</w:t>
+            </w:r>
+            <w:r>
+              <w:rPr>
+                <w:rFonts w:ascii="Times New Roman" w:hAnsi="Times New Roman" w:eastAsia="Times New Roman" w:cs="Times New Roman"/>
+                <w:sz w:val="22"/>
+                <w:szCs w:val="22"/>
+                <w:vertAlign w:val="subscript"/>
+              </w:rPr>
+              <w:t>1</w:t>
+            </w:r>
+            <w:r>
+              <w:rPr>
+                <w:rFonts w:ascii="Times New Roman" w:hAnsi="Times New Roman" w:eastAsia="Times New Roman" w:cs="Times New Roman"/>
+                <w:sz w:val="22"/>
+                <w:szCs w:val="22"/>
+              </w:rPr>
+              <w:t>Q</w:t>
+            </w:r>
+            <w:r>
+              <w:rPr>
+                <w:rFonts w:ascii="Times New Roman" w:hAnsi="Times New Roman" w:eastAsia="Times New Roman" w:cs="Times New Roman"/>
+                <w:sz w:val="22"/>
+                <w:szCs w:val="22"/>
+                <w:vertAlign w:val="subscript"/>
+              </w:rPr>
+              <w:t>0</w:t>
+            </w:r>
+          </w:p>
+        </w:tc>
+        <w:tc>
+          <w:tcPr>
+            <w:tcW w:w="1500" w:type="dxa"/>
+            <w:tcBorders>
+              <w:top w:val="single" w:color="8EA9DB" w:sz="6" w:space="0"/>
+              <w:left w:val="single" w:color="8EA9DB" w:sz="6" w:space="0"/>
+              <w:bottom w:val="single" w:color="8EA9DB" w:sz="6" w:space="0"/>
+              <w:right w:val="single" w:color="8EA9DB" w:sz="6" w:space="0"/>
+            </w:tcBorders>
+            <w:tcMar>
+              <w:top w:w="50" w:type="dxa"/>
+              <w:left w:w="80" w:type="dxa"/>
+              <w:bottom w:w="50" w:type="dxa"/>
+              <w:right w:w="80" w:type="dxa"/>
+            </w:tcMar>
+            <w:vAlign w:val="center"/>
+          </w:tcPr>
+          <w:p>
+            <w:pPr>
+              <w:spacing w:after="0"/>
+              <w:jc w:val="center"/>
+            </w:pPr>
+            <w:r>
+              <w:rPr>
+                <w:rFonts w:ascii="Times New Roman" w:hAnsi="Times New Roman" w:eastAsia="Times New Roman" w:cs="Times New Roman"/>
+                <w:sz w:val="22"/>
+                <w:szCs w:val="22"/>
+              </w:rPr>
+              <w:t>Moore</w:t>
+            </w:r>
+          </w:p>
+        </w:tc>
+        <w:tc>
+          <w:tcPr>
+            <w:tcW w:w="2826" w:type="dxa"/>
+            <w:tcBorders>
+              <w:top w:val="single" w:color="8EA9DB" w:sz="6" w:space="0"/>
+              <w:left w:val="single" w:color="8EA9DB" w:sz="6" w:space="0"/>
+              <w:bottom w:val="single" w:color="8EA9DB" w:sz="6" w:space="0"/>
+              <w:right w:val="single" w:color="8EA9DB" w:sz="6" w:space="0"/>
+            </w:tcBorders>
+            <w:tcMar>
+              <w:top w:w="50" w:type="dxa"/>
+              <w:left w:w="80" w:type="dxa"/>
+              <w:bottom w:w="50" w:type="dxa"/>
+              <w:right w:w="80" w:type="dxa"/>
+            </w:tcMar>
+            <w:vAlign w:val="center"/>
+          </w:tcPr>
+          <w:p>
+            <w:pPr>
+              <w:spacing w:after="0"/>
+              <w:jc w:val="center"/>
+            </w:pPr>
+            <w:r>
+              <w:rPr>
+                <w:rFonts w:ascii="Times New Roman" w:hAnsi="Times New Roman" w:eastAsia="Times New Roman" w:cs="Times New Roman"/>
+                <w:sz w:val="22"/>
+                <w:szCs w:val="22"/>
+              </w:rPr>
+              <w:t>Done</w:t>
+            </w:r>
+          </w:p>
+        </w:tc>
+      </w:tr>
+    </w:tbl>
+    <w:p>
+      <w:pPr>
+        <w:spacing w:before="0" w:after="60"/>
+      </w:pPr>
+    </w:p>
+    <w:tbl>
+      <w:tblPr>
+        <w:tblStyle w:val="9"/>
+        <w:tblW w:w="9026" w:type="dxa"/>
+        <w:tblInd w:w="0" w:type="dxa"/>
+        <w:tblBorders>
+          <w:top w:val="single" w:color="auto" w:sz="4" w:space="0"/>
+          <w:left w:val="single" w:color="auto" w:sz="4" w:space="0"/>
+          <w:bottom w:val="single" w:color="auto" w:sz="4" w:space="0"/>
+          <w:right w:val="single" w:color="auto" w:sz="4" w:space="0"/>
+          <w:insideH w:val="single" w:color="auto" w:sz="4" w:space="0"/>
+          <w:insideV w:val="single" w:color="auto" w:sz="4" w:space="0"/>
+        </w:tblBorders>
+        <w:tblLayout w:type="fixed"/>
+        <w:tblCellMar>
+          <w:top w:w="0" w:type="dxa"/>
+          <w:left w:w="10" w:type="dxa"/>
+          <w:bottom w:w="0" w:type="dxa"/>
+          <w:right w:w="10" w:type="dxa"/>
+        </w:tblCellMar>
+      </w:tblPr>
+      <w:tblGrid>
+        <w:gridCol w:w="9026"/>
       </w:tblGrid>
       <w:tr>
         <w:tblPrEx>
@@ -18827,913 +19778,12 @@
           </w:tblCellMar>
         </w:tblPrEx>
         <w:trPr>
-          <w:gridAfter w:val="1"/>
-          <w:tblHeader/>
-        </w:trPr>
-        <w:tc>
-          <w:tcPr>
-            <w:tcW w:w="1500" w:type="dxa"/>
-            <w:gridSpan w:val="2"/>
-            <w:tcBorders>
-              <w:top w:val="single" w:color="8EA9DB" w:sz="6" w:space="0"/>
-              <w:left w:val="single" w:color="8EA9DB" w:sz="6" w:space="0"/>
-              <w:bottom w:val="single" w:color="8EA9DB" w:sz="6" w:space="0"/>
-              <w:right w:val="single" w:color="8EA9DB" w:sz="6" w:space="0"/>
-            </w:tcBorders>
-            <w:shd w:val="clear" w:color="auto" w:fill="1F3864"/>
-            <w:tcMar>
-              <w:top w:w="50" w:type="dxa"/>
-              <w:left w:w="80" w:type="dxa"/>
-              <w:bottom w:w="50" w:type="dxa"/>
-              <w:right w:w="80" w:type="dxa"/>
-            </w:tcMar>
-            <w:vAlign w:val="center"/>
-          </w:tcPr>
-          <w:p>
-            <w:pPr>
-              <w:spacing w:after="0"/>
-              <w:jc w:val="center"/>
-            </w:pPr>
-            <w:r>
-              <w:rPr>
-                <w:rFonts w:ascii="Times New Roman" w:hAnsi="Times New Roman" w:eastAsia="Times New Roman" w:cs="Times New Roman"/>
-                <w:b/>
-                <w:bCs/>
-                <w:color w:val="FFFFFF"/>
-                <w:sz w:val="22"/>
-                <w:szCs w:val="22"/>
-              </w:rPr>
-              <w:t>Tín hiệu</w:t>
-            </w:r>
-          </w:p>
-        </w:tc>
-        <w:tc>
-          <w:tcPr>
-            <w:tcW w:w="3200" w:type="dxa"/>
-            <w:tcBorders>
-              <w:top w:val="single" w:color="8EA9DB" w:sz="6" w:space="0"/>
-              <w:left w:val="single" w:color="8EA9DB" w:sz="6" w:space="0"/>
-              <w:bottom w:val="single" w:color="8EA9DB" w:sz="6" w:space="0"/>
-              <w:right w:val="single" w:color="8EA9DB" w:sz="6" w:space="0"/>
-            </w:tcBorders>
-            <w:shd w:val="clear" w:color="auto" w:fill="1F3864"/>
-            <w:tcMar>
-              <w:top w:w="50" w:type="dxa"/>
-              <w:left w:w="80" w:type="dxa"/>
-              <w:bottom w:w="50" w:type="dxa"/>
-              <w:right w:w="80" w:type="dxa"/>
-            </w:tcMar>
-            <w:vAlign w:val="center"/>
-          </w:tcPr>
-          <w:p>
-            <w:pPr>
-              <w:spacing w:after="0"/>
-              <w:jc w:val="center"/>
-            </w:pPr>
-            <w:r>
-              <w:rPr>
-                <w:rFonts w:ascii="Times New Roman" w:hAnsi="Times New Roman" w:eastAsia="Times New Roman" w:cs="Times New Roman"/>
-                <w:b/>
-                <w:bCs/>
-                <w:color w:val="FFFFFF"/>
-                <w:sz w:val="22"/>
-                <w:szCs w:val="22"/>
-              </w:rPr>
-              <w:t>Phương trình</w:t>
-            </w:r>
-          </w:p>
-        </w:tc>
-        <w:tc>
-          <w:tcPr>
-            <w:tcW w:w="1500" w:type="dxa"/>
-            <w:tcBorders>
-              <w:top w:val="single" w:color="8EA9DB" w:sz="6" w:space="0"/>
-              <w:left w:val="single" w:color="8EA9DB" w:sz="6" w:space="0"/>
-              <w:bottom w:val="single" w:color="8EA9DB" w:sz="6" w:space="0"/>
-              <w:right w:val="single" w:color="8EA9DB" w:sz="6" w:space="0"/>
-            </w:tcBorders>
-            <w:shd w:val="clear" w:color="auto" w:fill="1F3864"/>
-            <w:tcMar>
-              <w:top w:w="50" w:type="dxa"/>
-              <w:left w:w="80" w:type="dxa"/>
-              <w:bottom w:w="50" w:type="dxa"/>
-              <w:right w:w="80" w:type="dxa"/>
-            </w:tcMar>
-            <w:vAlign w:val="center"/>
-          </w:tcPr>
-          <w:p>
-            <w:pPr>
-              <w:spacing w:after="0"/>
-              <w:jc w:val="center"/>
-            </w:pPr>
-            <w:r>
-              <w:rPr>
-                <w:rFonts w:ascii="Times New Roman" w:hAnsi="Times New Roman" w:eastAsia="Times New Roman" w:cs="Times New Roman"/>
-                <w:b/>
-                <w:bCs/>
-                <w:color w:val="FFFFFF"/>
-                <w:sz w:val="22"/>
-                <w:szCs w:val="22"/>
-              </w:rPr>
-              <w:t>Loại</w:t>
-            </w:r>
-          </w:p>
-        </w:tc>
-        <w:tc>
-          <w:tcPr>
-            <w:tcW w:w="2826" w:type="dxa"/>
-            <w:tcBorders>
-              <w:top w:val="single" w:color="8EA9DB" w:sz="6" w:space="0"/>
-              <w:left w:val="single" w:color="8EA9DB" w:sz="6" w:space="0"/>
-              <w:bottom w:val="single" w:color="8EA9DB" w:sz="6" w:space="0"/>
-              <w:right w:val="single" w:color="8EA9DB" w:sz="6" w:space="0"/>
-            </w:tcBorders>
-            <w:shd w:val="clear" w:color="auto" w:fill="1F3864"/>
-            <w:tcMar>
-              <w:top w:w="50" w:type="dxa"/>
-              <w:left w:w="80" w:type="dxa"/>
-              <w:bottom w:w="50" w:type="dxa"/>
-              <w:right w:w="80" w:type="dxa"/>
-            </w:tcMar>
-            <w:vAlign w:val="center"/>
-          </w:tcPr>
-          <w:p>
-            <w:pPr>
-              <w:spacing w:after="0"/>
-              <w:jc w:val="center"/>
-            </w:pPr>
-            <w:r>
-              <w:rPr>
-                <w:rFonts w:ascii="Times New Roman" w:hAnsi="Times New Roman" w:eastAsia="Times New Roman" w:cs="Times New Roman"/>
-                <w:b/>
-                <w:bCs/>
-                <w:color w:val="FFFFFF"/>
-                <w:sz w:val="22"/>
-                <w:szCs w:val="22"/>
-              </w:rPr>
-              <w:t>Khối</w:t>
-            </w:r>
-          </w:p>
-        </w:tc>
-      </w:tr>
-      <w:tr>
-        <w:tblPrEx>
-          <w:tblBorders>
-            <w:top w:val="single" w:color="auto" w:sz="4" w:space="0"/>
-            <w:left w:val="single" w:color="auto" w:sz="4" w:space="0"/>
-            <w:bottom w:val="single" w:color="auto" w:sz="4" w:space="0"/>
-            <w:right w:val="single" w:color="auto" w:sz="4" w:space="0"/>
-            <w:insideH w:val="single" w:color="auto" w:sz="4" w:space="0"/>
-            <w:insideV w:val="single" w:color="auto" w:sz="4" w:space="0"/>
-          </w:tblBorders>
-          <w:tblCellMar>
-            <w:top w:w="0" w:type="dxa"/>
-            <w:left w:w="10" w:type="dxa"/>
-            <w:bottom w:w="0" w:type="dxa"/>
-            <w:right w:w="10" w:type="dxa"/>
-          </w:tblCellMar>
-        </w:tblPrEx>
-        <w:trPr>
-          <w:gridAfter w:val="1"/>
-          <w:cantSplit/>
-        </w:trPr>
-        <w:tc>
-          <w:tcPr>
-            <w:tcW w:w="1500" w:type="dxa"/>
-            <w:gridSpan w:val="2"/>
-            <w:tcBorders>
-              <w:top w:val="single" w:color="8EA9DB" w:sz="6" w:space="0"/>
-              <w:left w:val="single" w:color="8EA9DB" w:sz="6" w:space="0"/>
-              <w:bottom w:val="single" w:color="8EA9DB" w:sz="6" w:space="0"/>
-              <w:right w:val="single" w:color="8EA9DB" w:sz="6" w:space="0"/>
-            </w:tcBorders>
-            <w:tcMar>
-              <w:top w:w="50" w:type="dxa"/>
-              <w:left w:w="80" w:type="dxa"/>
-              <w:bottom w:w="50" w:type="dxa"/>
-              <w:right w:w="80" w:type="dxa"/>
-            </w:tcMar>
-            <w:vAlign w:val="center"/>
-          </w:tcPr>
-          <w:p>
-            <w:pPr>
-              <w:spacing w:after="0"/>
-              <w:jc w:val="center"/>
-            </w:pPr>
-            <w:r>
-              <w:rPr>
-                <w:rFonts w:ascii="Times New Roman" w:hAnsi="Times New Roman" w:eastAsia="Times New Roman" w:cs="Times New Roman"/>
-                <w:b/>
-                <w:bCs/>
-                <w:sz w:val="22"/>
-                <w:szCs w:val="22"/>
-              </w:rPr>
-              <w:t>Init</w:t>
-            </w:r>
-          </w:p>
-        </w:tc>
-        <w:tc>
-          <w:tcPr>
-            <w:tcW w:w="3200" w:type="dxa"/>
-            <w:tcBorders>
-              <w:top w:val="single" w:color="8EA9DB" w:sz="6" w:space="0"/>
-              <w:left w:val="single" w:color="8EA9DB" w:sz="6" w:space="0"/>
-              <w:bottom w:val="single" w:color="8EA9DB" w:sz="6" w:space="0"/>
-              <w:right w:val="single" w:color="8EA9DB" w:sz="6" w:space="0"/>
-            </w:tcBorders>
-            <w:tcMar>
-              <w:top w:w="50" w:type="dxa"/>
-              <w:left w:w="80" w:type="dxa"/>
-              <w:bottom w:w="50" w:type="dxa"/>
-              <w:right w:w="80" w:type="dxa"/>
-            </w:tcMar>
-            <w:vAlign w:val="center"/>
-          </w:tcPr>
-          <w:p>
-            <w:pPr>
-              <w:spacing w:after="0"/>
-              <w:jc w:val="center"/>
-            </w:pPr>
-            <w:r>
-              <w:rPr>
-                <w:rFonts w:ascii="Times New Roman" w:hAnsi="Times New Roman" w:eastAsia="Times New Roman" w:cs="Times New Roman"/>
-                <w:sz w:val="22"/>
-                <w:szCs w:val="22"/>
-              </w:rPr>
-              <w:t>S1 = Q</w:t>
-            </w:r>
-            <w:r>
-              <w:rPr>
-                <w:rFonts w:ascii="Times New Roman" w:hAnsi="Times New Roman" w:eastAsia="Times New Roman" w:cs="Times New Roman"/>
-                <w:sz w:val="22"/>
-                <w:szCs w:val="22"/>
-                <w:vertAlign w:val="subscript"/>
-              </w:rPr>
-              <w:t>1</w:t>
-            </w:r>
-            <w:r>
-              <w:rPr>
-                <w:rFonts w:ascii="Times New Roman" w:hAnsi="Times New Roman" w:eastAsia="Times New Roman" w:cs="Times New Roman"/>
-                <w:sz w:val="22"/>
-                <w:szCs w:val="22"/>
-              </w:rPr>
-              <w:t>’Q</w:t>
-            </w:r>
-            <w:r>
-              <w:rPr>
-                <w:rFonts w:ascii="Times New Roman" w:hAnsi="Times New Roman" w:eastAsia="Times New Roman" w:cs="Times New Roman"/>
-                <w:sz w:val="22"/>
-                <w:szCs w:val="22"/>
-                <w:vertAlign w:val="subscript"/>
-              </w:rPr>
-              <w:t>0</w:t>
-            </w:r>
-          </w:p>
-        </w:tc>
-        <w:tc>
-          <w:tcPr>
-            <w:tcW w:w="1500" w:type="dxa"/>
-            <w:tcBorders>
-              <w:top w:val="single" w:color="8EA9DB" w:sz="6" w:space="0"/>
-              <w:left w:val="single" w:color="8EA9DB" w:sz="6" w:space="0"/>
-              <w:bottom w:val="single" w:color="8EA9DB" w:sz="6" w:space="0"/>
-              <w:right w:val="single" w:color="8EA9DB" w:sz="6" w:space="0"/>
-            </w:tcBorders>
-            <w:tcMar>
-              <w:top w:w="50" w:type="dxa"/>
-              <w:left w:w="80" w:type="dxa"/>
-              <w:bottom w:w="50" w:type="dxa"/>
-              <w:right w:w="80" w:type="dxa"/>
-            </w:tcMar>
-            <w:vAlign w:val="center"/>
-          </w:tcPr>
-          <w:p>
-            <w:pPr>
-              <w:spacing w:after="0"/>
-              <w:jc w:val="center"/>
-            </w:pPr>
-            <w:r>
-              <w:rPr>
-                <w:rFonts w:ascii="Times New Roman" w:hAnsi="Times New Roman" w:eastAsia="Times New Roman" w:cs="Times New Roman"/>
-                <w:sz w:val="22"/>
-                <w:szCs w:val="22"/>
-              </w:rPr>
-              <w:t>Moore</w:t>
-            </w:r>
-          </w:p>
-        </w:tc>
-        <w:tc>
-          <w:tcPr>
-            <w:tcW w:w="2826" w:type="dxa"/>
-            <w:tcBorders>
-              <w:top w:val="single" w:color="8EA9DB" w:sz="6" w:space="0"/>
-              <w:left w:val="single" w:color="8EA9DB" w:sz="6" w:space="0"/>
-              <w:bottom w:val="single" w:color="8EA9DB" w:sz="6" w:space="0"/>
-              <w:right w:val="single" w:color="8EA9DB" w:sz="6" w:space="0"/>
-            </w:tcBorders>
-            <w:tcMar>
-              <w:top w:w="50" w:type="dxa"/>
-              <w:left w:w="80" w:type="dxa"/>
-              <w:bottom w:w="50" w:type="dxa"/>
-              <w:right w:w="80" w:type="dxa"/>
-            </w:tcMar>
-            <w:vAlign w:val="center"/>
-          </w:tcPr>
-          <w:p>
-            <w:pPr>
-              <w:spacing w:after="0"/>
-              <w:jc w:val="center"/>
-            </w:pPr>
-            <w:r>
-              <w:rPr>
-                <w:rFonts w:ascii="Times New Roman" w:hAnsi="Times New Roman" w:eastAsia="Times New Roman" w:cs="Times New Roman"/>
-                <w:sz w:val="22"/>
-                <w:szCs w:val="22"/>
-              </w:rPr>
-              <w:t>Init</w:t>
-            </w:r>
-          </w:p>
-        </w:tc>
-      </w:tr>
-      <w:tr>
-        <w:tblPrEx>
-          <w:tblBorders>
-            <w:top w:val="single" w:color="auto" w:sz="4" w:space="0"/>
-            <w:left w:val="single" w:color="auto" w:sz="4" w:space="0"/>
-            <w:bottom w:val="single" w:color="auto" w:sz="4" w:space="0"/>
-            <w:right w:val="single" w:color="auto" w:sz="4" w:space="0"/>
-            <w:insideH w:val="single" w:color="auto" w:sz="4" w:space="0"/>
-            <w:insideV w:val="single" w:color="auto" w:sz="4" w:space="0"/>
-          </w:tblBorders>
-          <w:tblCellMar>
-            <w:top w:w="0" w:type="dxa"/>
-            <w:left w:w="10" w:type="dxa"/>
-            <w:bottom w:w="0" w:type="dxa"/>
-            <w:right w:w="10" w:type="dxa"/>
-          </w:tblCellMar>
-        </w:tblPrEx>
-        <w:trPr>
-          <w:gridAfter w:val="1"/>
-          <w:cantSplit/>
-        </w:trPr>
-        <w:tc>
-          <w:tcPr>
-            <w:tcW w:w="1500" w:type="dxa"/>
-            <w:gridSpan w:val="2"/>
-            <w:tcBorders>
-              <w:top w:val="single" w:color="8EA9DB" w:sz="6" w:space="0"/>
-              <w:left w:val="single" w:color="8EA9DB" w:sz="6" w:space="0"/>
-              <w:bottom w:val="single" w:color="8EA9DB" w:sz="6" w:space="0"/>
-              <w:right w:val="single" w:color="8EA9DB" w:sz="6" w:space="0"/>
-            </w:tcBorders>
-            <w:tcMar>
-              <w:top w:w="50" w:type="dxa"/>
-              <w:left w:w="80" w:type="dxa"/>
-              <w:bottom w:w="50" w:type="dxa"/>
-              <w:right w:w="80" w:type="dxa"/>
-            </w:tcMar>
-            <w:vAlign w:val="center"/>
-          </w:tcPr>
-          <w:p>
-            <w:pPr>
-              <w:spacing w:after="0"/>
-              <w:jc w:val="center"/>
-            </w:pPr>
-            <w:r>
-              <w:rPr>
-                <w:rFonts w:ascii="Times New Roman" w:hAnsi="Times New Roman" w:eastAsia="Times New Roman" w:cs="Times New Roman"/>
-                <w:b/>
-                <w:bCs/>
-                <w:sz w:val="22"/>
-                <w:szCs w:val="22"/>
-              </w:rPr>
-              <w:t>Run</w:t>
-            </w:r>
-          </w:p>
-        </w:tc>
-        <w:tc>
-          <w:tcPr>
-            <w:tcW w:w="3200" w:type="dxa"/>
-            <w:tcBorders>
-              <w:top w:val="single" w:color="8EA9DB" w:sz="6" w:space="0"/>
-              <w:left w:val="single" w:color="8EA9DB" w:sz="6" w:space="0"/>
-              <w:bottom w:val="single" w:color="8EA9DB" w:sz="6" w:space="0"/>
-              <w:right w:val="single" w:color="8EA9DB" w:sz="6" w:space="0"/>
-            </w:tcBorders>
-            <w:tcMar>
-              <w:top w:w="50" w:type="dxa"/>
-              <w:left w:w="80" w:type="dxa"/>
-              <w:bottom w:w="50" w:type="dxa"/>
-              <w:right w:w="80" w:type="dxa"/>
-            </w:tcMar>
-            <w:vAlign w:val="center"/>
-          </w:tcPr>
-          <w:p>
-            <w:pPr>
-              <w:spacing w:after="0"/>
-              <w:jc w:val="center"/>
-            </w:pPr>
-            <w:r>
-              <w:rPr>
-                <w:rFonts w:ascii="Times New Roman" w:hAnsi="Times New Roman" w:eastAsia="Times New Roman" w:cs="Times New Roman"/>
-                <w:sz w:val="22"/>
-                <w:szCs w:val="22"/>
-              </w:rPr>
-              <w:t>S2 = Q</w:t>
-            </w:r>
-            <w:r>
-              <w:rPr>
-                <w:rFonts w:ascii="Times New Roman" w:hAnsi="Times New Roman" w:eastAsia="Times New Roman" w:cs="Times New Roman"/>
-                <w:sz w:val="22"/>
-                <w:szCs w:val="22"/>
-                <w:vertAlign w:val="subscript"/>
-              </w:rPr>
-              <w:t>1</w:t>
-            </w:r>
-            <w:r>
-              <w:rPr>
-                <w:rFonts w:ascii="Times New Roman" w:hAnsi="Times New Roman" w:eastAsia="Times New Roman" w:cs="Times New Roman"/>
-                <w:sz w:val="22"/>
-                <w:szCs w:val="22"/>
-              </w:rPr>
-              <w:t>Q</w:t>
-            </w:r>
-            <w:r>
-              <w:rPr>
-                <w:rFonts w:ascii="Times New Roman" w:hAnsi="Times New Roman" w:eastAsia="Times New Roman" w:cs="Times New Roman"/>
-                <w:sz w:val="22"/>
-                <w:szCs w:val="22"/>
-                <w:vertAlign w:val="subscript"/>
-              </w:rPr>
-              <w:t>0</w:t>
-            </w:r>
-            <w:r>
-              <w:rPr>
-                <w:rFonts w:ascii="Times New Roman" w:hAnsi="Times New Roman" w:eastAsia="Times New Roman" w:cs="Times New Roman"/>
-                <w:sz w:val="22"/>
-                <w:szCs w:val="22"/>
-              </w:rPr>
-              <w:t>’</w:t>
-            </w:r>
-          </w:p>
-        </w:tc>
-        <w:tc>
-          <w:tcPr>
-            <w:tcW w:w="1500" w:type="dxa"/>
-            <w:tcBorders>
-              <w:top w:val="single" w:color="8EA9DB" w:sz="6" w:space="0"/>
-              <w:left w:val="single" w:color="8EA9DB" w:sz="6" w:space="0"/>
-              <w:bottom w:val="single" w:color="8EA9DB" w:sz="6" w:space="0"/>
-              <w:right w:val="single" w:color="8EA9DB" w:sz="6" w:space="0"/>
-            </w:tcBorders>
-            <w:tcMar>
-              <w:top w:w="50" w:type="dxa"/>
-              <w:left w:w="80" w:type="dxa"/>
-              <w:bottom w:w="50" w:type="dxa"/>
-              <w:right w:w="80" w:type="dxa"/>
-            </w:tcMar>
-            <w:vAlign w:val="center"/>
-          </w:tcPr>
-          <w:p>
-            <w:pPr>
-              <w:spacing w:after="0"/>
-              <w:jc w:val="center"/>
-            </w:pPr>
-            <w:r>
-              <w:rPr>
-                <w:rFonts w:ascii="Times New Roman" w:hAnsi="Times New Roman" w:eastAsia="Times New Roman" w:cs="Times New Roman"/>
-                <w:sz w:val="22"/>
-                <w:szCs w:val="22"/>
-              </w:rPr>
-              <w:t>Moore</w:t>
-            </w:r>
-          </w:p>
-        </w:tc>
-        <w:tc>
-          <w:tcPr>
-            <w:tcW w:w="2826" w:type="dxa"/>
-            <w:tcBorders>
-              <w:top w:val="single" w:color="8EA9DB" w:sz="6" w:space="0"/>
-              <w:left w:val="single" w:color="8EA9DB" w:sz="6" w:space="0"/>
-              <w:bottom w:val="single" w:color="8EA9DB" w:sz="6" w:space="0"/>
-              <w:right w:val="single" w:color="8EA9DB" w:sz="6" w:space="0"/>
-            </w:tcBorders>
-            <w:tcMar>
-              <w:top w:w="50" w:type="dxa"/>
-              <w:left w:w="80" w:type="dxa"/>
-              <w:bottom w:w="50" w:type="dxa"/>
-              <w:right w:w="80" w:type="dxa"/>
-            </w:tcMar>
-            <w:vAlign w:val="center"/>
-          </w:tcPr>
-          <w:p>
-            <w:pPr>
-              <w:spacing w:after="0"/>
-              <w:jc w:val="center"/>
-            </w:pPr>
-            <w:r>
-              <w:rPr>
-                <w:rFonts w:ascii="Times New Roman" w:hAnsi="Times New Roman" w:eastAsia="Times New Roman" w:cs="Times New Roman"/>
-                <w:sz w:val="22"/>
-                <w:szCs w:val="22"/>
-              </w:rPr>
-              <w:t>Run</w:t>
-            </w:r>
-          </w:p>
-        </w:tc>
-      </w:tr>
-      <w:tr>
-        <w:tblPrEx>
-          <w:tblBorders>
-            <w:top w:val="single" w:color="auto" w:sz="4" w:space="0"/>
-            <w:left w:val="single" w:color="auto" w:sz="4" w:space="0"/>
-            <w:bottom w:val="single" w:color="auto" w:sz="4" w:space="0"/>
-            <w:right w:val="single" w:color="auto" w:sz="4" w:space="0"/>
-            <w:insideH w:val="single" w:color="auto" w:sz="4" w:space="0"/>
-            <w:insideV w:val="single" w:color="auto" w:sz="4" w:space="0"/>
-          </w:tblBorders>
-          <w:tblCellMar>
-            <w:top w:w="0" w:type="dxa"/>
-            <w:left w:w="10" w:type="dxa"/>
-            <w:bottom w:w="0" w:type="dxa"/>
-            <w:right w:w="10" w:type="dxa"/>
-          </w:tblCellMar>
-        </w:tblPrEx>
-        <w:trPr>
-          <w:gridAfter w:val="1"/>
-          <w:cantSplit/>
-        </w:trPr>
-        <w:tc>
-          <w:tcPr>
-            <w:tcW w:w="1500" w:type="dxa"/>
-            <w:gridSpan w:val="2"/>
-            <w:tcBorders>
-              <w:top w:val="single" w:color="8EA9DB" w:sz="6" w:space="0"/>
-              <w:left w:val="single" w:color="8EA9DB" w:sz="6" w:space="0"/>
-              <w:bottom w:val="single" w:color="8EA9DB" w:sz="6" w:space="0"/>
-              <w:right w:val="single" w:color="8EA9DB" w:sz="6" w:space="0"/>
-            </w:tcBorders>
-            <w:tcMar>
-              <w:top w:w="50" w:type="dxa"/>
-              <w:left w:w="80" w:type="dxa"/>
-              <w:bottom w:w="50" w:type="dxa"/>
-              <w:right w:w="80" w:type="dxa"/>
-            </w:tcMar>
-            <w:vAlign w:val="center"/>
-          </w:tcPr>
-          <w:p>
-            <w:pPr>
-              <w:spacing w:after="0"/>
-              <w:jc w:val="center"/>
-            </w:pPr>
-            <w:r>
-              <w:rPr>
-                <w:rFonts w:ascii="Times New Roman" w:hAnsi="Times New Roman" w:eastAsia="Times New Roman" w:cs="Times New Roman"/>
-                <w:b/>
-                <w:bCs/>
-                <w:sz w:val="22"/>
-                <w:szCs w:val="22"/>
-              </w:rPr>
-              <w:t>LdT</w:t>
-            </w:r>
-          </w:p>
-        </w:tc>
-        <w:tc>
-          <w:tcPr>
-            <w:tcW w:w="3200" w:type="dxa"/>
-            <w:tcBorders>
-              <w:top w:val="single" w:color="8EA9DB" w:sz="6" w:space="0"/>
-              <w:left w:val="single" w:color="8EA9DB" w:sz="6" w:space="0"/>
-              <w:bottom w:val="single" w:color="8EA9DB" w:sz="6" w:space="0"/>
-              <w:right w:val="single" w:color="8EA9DB" w:sz="6" w:space="0"/>
-            </w:tcBorders>
-            <w:tcMar>
-              <w:top w:w="50" w:type="dxa"/>
-              <w:left w:w="80" w:type="dxa"/>
-              <w:bottom w:w="50" w:type="dxa"/>
-              <w:right w:w="80" w:type="dxa"/>
-            </w:tcMar>
-            <w:vAlign w:val="center"/>
-          </w:tcPr>
-          <w:p>
-            <w:pPr>
-              <w:spacing w:after="0"/>
-              <w:jc w:val="center"/>
-            </w:pPr>
-            <w:r>
-              <w:rPr>
-                <w:rFonts w:ascii="Times New Roman" w:hAnsi="Times New Roman" w:eastAsia="Times New Roman" w:cs="Times New Roman"/>
-                <w:sz w:val="22"/>
-                <w:szCs w:val="22"/>
-              </w:rPr>
-              <w:t>S2·B0 = Q</w:t>
-            </w:r>
-            <w:r>
-              <w:rPr>
-                <w:rFonts w:ascii="Times New Roman" w:hAnsi="Times New Roman" w:eastAsia="Times New Roman" w:cs="Times New Roman"/>
-                <w:sz w:val="22"/>
-                <w:szCs w:val="22"/>
-                <w:vertAlign w:val="subscript"/>
-              </w:rPr>
-              <w:t>1</w:t>
-            </w:r>
-            <w:r>
-              <w:rPr>
-                <w:rFonts w:ascii="Times New Roman" w:hAnsi="Times New Roman" w:eastAsia="Times New Roman" w:cs="Times New Roman"/>
-                <w:sz w:val="22"/>
-                <w:szCs w:val="22"/>
-              </w:rPr>
-              <w:t>Q</w:t>
-            </w:r>
-            <w:r>
-              <w:rPr>
-                <w:rFonts w:ascii="Times New Roman" w:hAnsi="Times New Roman" w:eastAsia="Times New Roman" w:cs="Times New Roman"/>
-                <w:sz w:val="22"/>
-                <w:szCs w:val="22"/>
-                <w:vertAlign w:val="subscript"/>
-              </w:rPr>
-              <w:t>0</w:t>
-            </w:r>
-            <w:r>
-              <w:rPr>
-                <w:rFonts w:ascii="Times New Roman" w:hAnsi="Times New Roman" w:eastAsia="Times New Roman" w:cs="Times New Roman"/>
-                <w:sz w:val="22"/>
-                <w:szCs w:val="22"/>
-              </w:rPr>
-              <w:t>’·B0</w:t>
-            </w:r>
-          </w:p>
-        </w:tc>
-        <w:tc>
-          <w:tcPr>
-            <w:tcW w:w="1500" w:type="dxa"/>
-            <w:tcBorders>
-              <w:top w:val="single" w:color="8EA9DB" w:sz="6" w:space="0"/>
-              <w:left w:val="single" w:color="8EA9DB" w:sz="6" w:space="0"/>
-              <w:bottom w:val="single" w:color="8EA9DB" w:sz="6" w:space="0"/>
-              <w:right w:val="single" w:color="8EA9DB" w:sz="6" w:space="0"/>
-            </w:tcBorders>
-            <w:tcMar>
-              <w:top w:w="50" w:type="dxa"/>
-              <w:left w:w="80" w:type="dxa"/>
-              <w:bottom w:w="50" w:type="dxa"/>
-              <w:right w:w="80" w:type="dxa"/>
-            </w:tcMar>
-            <w:vAlign w:val="center"/>
-          </w:tcPr>
-          <w:p>
-            <w:pPr>
-              <w:spacing w:after="0"/>
-              <w:jc w:val="center"/>
-            </w:pPr>
-            <w:r>
-              <w:rPr>
-                <w:rFonts w:ascii="Times New Roman" w:hAnsi="Times New Roman" w:eastAsia="Times New Roman" w:cs="Times New Roman"/>
-                <w:sz w:val="22"/>
-                <w:szCs w:val="22"/>
-              </w:rPr>
-              <w:t>Mealy</w:t>
-            </w:r>
-          </w:p>
-        </w:tc>
-        <w:tc>
-          <w:tcPr>
-            <w:tcW w:w="2826" w:type="dxa"/>
-            <w:tcBorders>
-              <w:top w:val="single" w:color="8EA9DB" w:sz="6" w:space="0"/>
-              <w:left w:val="single" w:color="8EA9DB" w:sz="6" w:space="0"/>
-              <w:bottom w:val="single" w:color="8EA9DB" w:sz="6" w:space="0"/>
-              <w:right w:val="single" w:color="8EA9DB" w:sz="6" w:space="0"/>
-            </w:tcBorders>
-            <w:tcMar>
-              <w:top w:w="50" w:type="dxa"/>
-              <w:left w:w="80" w:type="dxa"/>
-              <w:bottom w:w="50" w:type="dxa"/>
-              <w:right w:w="80" w:type="dxa"/>
-            </w:tcMar>
-            <w:vAlign w:val="center"/>
-          </w:tcPr>
-          <w:p>
-            <w:pPr>
-              <w:spacing w:after="0"/>
-              <w:jc w:val="center"/>
-            </w:pPr>
-            <w:r>
-              <w:rPr>
-                <w:rFonts w:ascii="Times New Roman" w:hAnsi="Times New Roman" w:eastAsia="Times New Roman" w:cs="Times New Roman"/>
-                <w:sz w:val="22"/>
-                <w:szCs w:val="22"/>
-              </w:rPr>
-              <w:t>AND trong output_logic</w:t>
-            </w:r>
-          </w:p>
-        </w:tc>
-      </w:tr>
-      <w:tr>
-        <w:tblPrEx>
-          <w:tblBorders>
-            <w:top w:val="single" w:color="auto" w:sz="4" w:space="0"/>
-            <w:left w:val="single" w:color="auto" w:sz="4" w:space="0"/>
-            <w:bottom w:val="single" w:color="auto" w:sz="4" w:space="0"/>
-            <w:right w:val="single" w:color="auto" w:sz="4" w:space="0"/>
-            <w:insideH w:val="single" w:color="auto" w:sz="4" w:space="0"/>
-            <w:insideV w:val="single" w:color="auto" w:sz="4" w:space="0"/>
-          </w:tblBorders>
-          <w:tblCellMar>
-            <w:top w:w="0" w:type="dxa"/>
-            <w:left w:w="10" w:type="dxa"/>
-            <w:bottom w:w="0" w:type="dxa"/>
-            <w:right w:w="10" w:type="dxa"/>
-          </w:tblCellMar>
-        </w:tblPrEx>
-        <w:trPr>
-          <w:gridAfter w:val="1"/>
-          <w:cantSplit/>
-        </w:trPr>
-        <w:tc>
-          <w:tcPr>
-            <w:tcW w:w="1500" w:type="dxa"/>
-            <w:gridSpan w:val="2"/>
-            <w:tcBorders>
-              <w:top w:val="single" w:color="8EA9DB" w:sz="6" w:space="0"/>
-              <w:left w:val="single" w:color="8EA9DB" w:sz="6" w:space="0"/>
-              <w:bottom w:val="single" w:color="8EA9DB" w:sz="6" w:space="0"/>
-              <w:right w:val="single" w:color="8EA9DB" w:sz="6" w:space="0"/>
-            </w:tcBorders>
-            <w:tcMar>
-              <w:top w:w="50" w:type="dxa"/>
-              <w:left w:w="80" w:type="dxa"/>
-              <w:bottom w:w="50" w:type="dxa"/>
-              <w:right w:w="80" w:type="dxa"/>
-            </w:tcMar>
-            <w:vAlign w:val="center"/>
-          </w:tcPr>
-          <w:p>
-            <w:pPr>
-              <w:spacing w:after="0"/>
-              <w:jc w:val="center"/>
-            </w:pPr>
-            <w:r>
-              <w:rPr>
-                <w:rFonts w:ascii="Times New Roman" w:hAnsi="Times New Roman" w:eastAsia="Times New Roman" w:cs="Times New Roman"/>
-                <w:b/>
-                <w:bCs/>
-                <w:sz w:val="22"/>
-                <w:szCs w:val="22"/>
-              </w:rPr>
-              <w:t>Done</w:t>
-            </w:r>
-          </w:p>
-        </w:tc>
-        <w:tc>
-          <w:tcPr>
-            <w:tcW w:w="3200" w:type="dxa"/>
-            <w:tcBorders>
-              <w:top w:val="single" w:color="8EA9DB" w:sz="6" w:space="0"/>
-              <w:left w:val="single" w:color="8EA9DB" w:sz="6" w:space="0"/>
-              <w:bottom w:val="single" w:color="8EA9DB" w:sz="6" w:space="0"/>
-              <w:right w:val="single" w:color="8EA9DB" w:sz="6" w:space="0"/>
-            </w:tcBorders>
-            <w:tcMar>
-              <w:top w:w="50" w:type="dxa"/>
-              <w:left w:w="80" w:type="dxa"/>
-              <w:bottom w:w="50" w:type="dxa"/>
-              <w:right w:w="80" w:type="dxa"/>
-            </w:tcMar>
-            <w:vAlign w:val="center"/>
-          </w:tcPr>
-          <w:p>
-            <w:pPr>
-              <w:spacing w:after="0"/>
-              <w:jc w:val="center"/>
-            </w:pPr>
-            <w:r>
-              <w:rPr>
-                <w:rFonts w:ascii="Times New Roman" w:hAnsi="Times New Roman" w:eastAsia="Times New Roman" w:cs="Times New Roman"/>
-                <w:sz w:val="22"/>
-                <w:szCs w:val="22"/>
-              </w:rPr>
-              <w:t>S3 = Q</w:t>
-            </w:r>
-            <w:r>
-              <w:rPr>
-                <w:rFonts w:ascii="Times New Roman" w:hAnsi="Times New Roman" w:eastAsia="Times New Roman" w:cs="Times New Roman"/>
-                <w:sz w:val="22"/>
-                <w:szCs w:val="22"/>
-                <w:vertAlign w:val="subscript"/>
-              </w:rPr>
-              <w:t>1</w:t>
-            </w:r>
-            <w:r>
-              <w:rPr>
-                <w:rFonts w:ascii="Times New Roman" w:hAnsi="Times New Roman" w:eastAsia="Times New Roman" w:cs="Times New Roman"/>
-                <w:sz w:val="22"/>
-                <w:szCs w:val="22"/>
-              </w:rPr>
-              <w:t>Q</w:t>
-            </w:r>
-            <w:r>
-              <w:rPr>
-                <w:rFonts w:ascii="Times New Roman" w:hAnsi="Times New Roman" w:eastAsia="Times New Roman" w:cs="Times New Roman"/>
-                <w:sz w:val="22"/>
-                <w:szCs w:val="22"/>
-                <w:vertAlign w:val="subscript"/>
-              </w:rPr>
-              <w:t>0</w:t>
-            </w:r>
-          </w:p>
-        </w:tc>
-        <w:tc>
-          <w:tcPr>
-            <w:tcW w:w="1500" w:type="dxa"/>
-            <w:tcBorders>
-              <w:top w:val="single" w:color="8EA9DB" w:sz="6" w:space="0"/>
-              <w:left w:val="single" w:color="8EA9DB" w:sz="6" w:space="0"/>
-              <w:bottom w:val="single" w:color="8EA9DB" w:sz="6" w:space="0"/>
-              <w:right w:val="single" w:color="8EA9DB" w:sz="6" w:space="0"/>
-            </w:tcBorders>
-            <w:tcMar>
-              <w:top w:w="50" w:type="dxa"/>
-              <w:left w:w="80" w:type="dxa"/>
-              <w:bottom w:w="50" w:type="dxa"/>
-              <w:right w:w="80" w:type="dxa"/>
-            </w:tcMar>
-            <w:vAlign w:val="center"/>
-          </w:tcPr>
-          <w:p>
-            <w:pPr>
-              <w:spacing w:after="0"/>
-              <w:jc w:val="center"/>
-            </w:pPr>
-            <w:r>
-              <w:rPr>
-                <w:rFonts w:ascii="Times New Roman" w:hAnsi="Times New Roman" w:eastAsia="Times New Roman" w:cs="Times New Roman"/>
-                <w:sz w:val="22"/>
-                <w:szCs w:val="22"/>
-              </w:rPr>
-              <w:t>Moore</w:t>
-            </w:r>
-          </w:p>
-        </w:tc>
-        <w:tc>
-          <w:tcPr>
-            <w:tcW w:w="2826" w:type="dxa"/>
-            <w:tcBorders>
-              <w:top w:val="single" w:color="8EA9DB" w:sz="6" w:space="0"/>
-              <w:left w:val="single" w:color="8EA9DB" w:sz="6" w:space="0"/>
-              <w:bottom w:val="single" w:color="8EA9DB" w:sz="6" w:space="0"/>
-              <w:right w:val="single" w:color="8EA9DB" w:sz="6" w:space="0"/>
-            </w:tcBorders>
-            <w:tcMar>
-              <w:top w:w="50" w:type="dxa"/>
-              <w:left w:w="80" w:type="dxa"/>
-              <w:bottom w:w="50" w:type="dxa"/>
-              <w:right w:w="80" w:type="dxa"/>
-            </w:tcMar>
-            <w:vAlign w:val="center"/>
-          </w:tcPr>
-          <w:p>
-            <w:pPr>
-              <w:spacing w:after="0"/>
-              <w:jc w:val="center"/>
-            </w:pPr>
-            <w:r>
-              <w:rPr>
-                <w:rFonts w:ascii="Times New Roman" w:hAnsi="Times New Roman" w:eastAsia="Times New Roman" w:cs="Times New Roman"/>
-                <w:sz w:val="22"/>
-                <w:szCs w:val="22"/>
-              </w:rPr>
-              <w:t>Done</w:t>
-            </w:r>
-          </w:p>
-        </w:tc>
-      </w:tr>
-      <w:tr>
-        <w:tblPrEx>
-          <w:tblBorders>
-            <w:top w:val="single" w:color="auto" w:sz="4" w:space="0"/>
-            <w:left w:val="single" w:color="auto" w:sz="4" w:space="0"/>
-            <w:bottom w:val="single" w:color="auto" w:sz="4" w:space="0"/>
-            <w:right w:val="single" w:color="auto" w:sz="4" w:space="0"/>
-            <w:insideH w:val="single" w:color="auto" w:sz="4" w:space="0"/>
-            <w:insideV w:val="single" w:color="auto" w:sz="4" w:space="0"/>
-          </w:tblBorders>
-          <w:tblCellMar>
-            <w:top w:w="0" w:type="dxa"/>
-            <w:left w:w="10" w:type="dxa"/>
-            <w:bottom w:w="0" w:type="dxa"/>
-            <w:right w:w="10" w:type="dxa"/>
-          </w:tblCellMar>
-        </w:tblPrEx>
-        <w:trPr>
-          <w:gridBefore w:val="1"/>
           <w:cantSplit/>
           <w:trHeight w:val="4000" w:hRule="atLeast"/>
         </w:trPr>
         <w:tc>
           <w:tcPr>
             <w:tcW w:w="9026" w:type="dxa"/>
-            <w:gridSpan w:val="5"/>
             <w:tcBorders>
               <w:top w:val="dashed" w:color="A6A6A6" w:sz="6" w:space="0"/>
               <w:left w:val="dashed" w:color="A6A6A6" w:sz="6" w:space="0"/>
@@ -19792,8 +19842,6 @@
                 </wp:inline>
               </w:drawing>
             </w:r>
-            <w:bookmarkStart w:id="34" w:name="_GoBack"/>
-            <w:bookmarkEnd w:id="34"/>
           </w:p>
         </w:tc>
       </w:tr>
@@ -19882,17 +19930,147 @@
               <w:jc w:val="center"/>
             </w:pPr>
             <w:r>
-              <w:rPr>
-                <w:rFonts w:ascii="Times New Roman" w:hAnsi="Times New Roman" w:eastAsia="Times New Roman" w:cs="Times New Roman"/>
-                <w:b/>
-                <w:bCs/>
-                <w:i/>
-                <w:iCs/>
-                <w:color w:val="C00000"/>
-                <w:sz w:val="22"/>
-                <w:szCs w:val="22"/>
-              </w:rPr>
-              <w:t>[DÁN ẢNH: Init.bdf, Run.bdf, Done.bdf (có thể ghép 3 ảnh)]</w:t>
+              <w:drawing>
+                <wp:inline distT="0" distB="0" distL="114300" distR="114300">
+                  <wp:extent cx="3829050" cy="1257300"/>
+                  <wp:effectExtent l="0" t="0" r="6350" b="0"/>
+                  <wp:docPr id="15" name="Picture 1"/>
+                  <wp:cNvGraphicFramePr>
+                    <a:graphicFrameLocks xmlns:a="http://schemas.openxmlformats.org/drawingml/2006/main" noChangeAspect="1"/>
+                  </wp:cNvGraphicFramePr>
+                  <a:graphic xmlns:a="http://schemas.openxmlformats.org/drawingml/2006/main">
+                    <a:graphicData uri="http://schemas.openxmlformats.org/drawingml/2006/picture">
+                      <pic:pic xmlns:pic="http://schemas.openxmlformats.org/drawingml/2006/picture">
+                        <pic:nvPicPr>
+                          <pic:cNvPr id="15" name="Picture 1"/>
+                          <pic:cNvPicPr>
+                            <a:picLocks noChangeAspect="1"/>
+                          </pic:cNvPicPr>
+                        </pic:nvPicPr>
+                        <pic:blipFill>
+                          <a:blip r:embed="rId20"/>
+                          <a:stretch>
+                            <a:fillRect/>
+                          </a:stretch>
+                        </pic:blipFill>
+                        <pic:spPr>
+                          <a:xfrm>
+                            <a:off x="0" y="0"/>
+                            <a:ext cx="3829050" cy="1257300"/>
+                          </a:xfrm>
+                          <a:prstGeom prst="rect">
+                            <a:avLst/>
+                          </a:prstGeom>
+                          <a:noFill/>
+                          <a:ln>
+                            <a:noFill/>
+                          </a:ln>
+                        </pic:spPr>
+                      </pic:pic>
+                    </a:graphicData>
+                  </a:graphic>
+                </wp:inline>
+              </w:drawing>
+            </w:r>
+          </w:p>
+          <w:p>
+            <w:pPr>
+              <w:keepNext/>
+              <w:spacing w:after="0"/>
+              <w:jc w:val="center"/>
+            </w:pPr>
+            <w:r>
+              <w:drawing>
+                <wp:inline distT="0" distB="0" distL="114300" distR="114300">
+                  <wp:extent cx="3663950" cy="1149350"/>
+                  <wp:effectExtent l="0" t="0" r="6350" b="6350"/>
+                  <wp:docPr id="16" name="Picture 2"/>
+                  <wp:cNvGraphicFramePr>
+                    <a:graphicFrameLocks xmlns:a="http://schemas.openxmlformats.org/drawingml/2006/main" noChangeAspect="1"/>
+                  </wp:cNvGraphicFramePr>
+                  <a:graphic xmlns:a="http://schemas.openxmlformats.org/drawingml/2006/main">
+                    <a:graphicData uri="http://schemas.openxmlformats.org/drawingml/2006/picture">
+                      <pic:pic xmlns:pic="http://schemas.openxmlformats.org/drawingml/2006/picture">
+                        <pic:nvPicPr>
+                          <pic:cNvPr id="16" name="Picture 2"/>
+                          <pic:cNvPicPr>
+                            <a:picLocks noChangeAspect="1"/>
+                          </pic:cNvPicPr>
+                        </pic:nvPicPr>
+                        <pic:blipFill>
+                          <a:blip r:embed="rId21"/>
+                          <a:stretch>
+                            <a:fillRect/>
+                          </a:stretch>
+                        </pic:blipFill>
+                        <pic:spPr>
+                          <a:xfrm>
+                            <a:off x="0" y="0"/>
+                            <a:ext cx="3663950" cy="1149350"/>
+                          </a:xfrm>
+                          <a:prstGeom prst="rect">
+                            <a:avLst/>
+                          </a:prstGeom>
+                          <a:noFill/>
+                          <a:ln>
+                            <a:noFill/>
+                          </a:ln>
+                        </pic:spPr>
+                      </pic:pic>
+                    </a:graphicData>
+                  </a:graphic>
+                </wp:inline>
+              </w:drawing>
+            </w:r>
+          </w:p>
+          <w:p>
+            <w:pPr>
+              <w:keepNext/>
+              <w:spacing w:after="0"/>
+              <w:jc w:val="center"/>
+            </w:pPr>
+            <w:r>
+              <w:drawing>
+                <wp:inline distT="0" distB="0" distL="114300" distR="114300">
+                  <wp:extent cx="3606800" cy="952500"/>
+                  <wp:effectExtent l="0" t="0" r="0" b="0"/>
+                  <wp:docPr id="17" name="Picture 3"/>
+                  <wp:cNvGraphicFramePr>
+                    <a:graphicFrameLocks xmlns:a="http://schemas.openxmlformats.org/drawingml/2006/main" noChangeAspect="1"/>
+                  </wp:cNvGraphicFramePr>
+                  <a:graphic xmlns:a="http://schemas.openxmlformats.org/drawingml/2006/main">
+                    <a:graphicData uri="http://schemas.openxmlformats.org/drawingml/2006/picture">
+                      <pic:pic xmlns:pic="http://schemas.openxmlformats.org/drawingml/2006/picture">
+                        <pic:nvPicPr>
+                          <pic:cNvPr id="17" name="Picture 3"/>
+                          <pic:cNvPicPr>
+                            <a:picLocks noChangeAspect="1"/>
+                          </pic:cNvPicPr>
+                        </pic:nvPicPr>
+                        <pic:blipFill>
+                          <a:blip r:embed="rId22"/>
+                          <a:stretch>
+                            <a:fillRect/>
+                          </a:stretch>
+                        </pic:blipFill>
+                        <pic:spPr>
+                          <a:xfrm>
+                            <a:off x="0" y="0"/>
+                            <a:ext cx="3606800" cy="952500"/>
+                          </a:xfrm>
+                          <a:prstGeom prst="rect">
+                            <a:avLst/>
+                          </a:prstGeom>
+                          <a:noFill/>
+                          <a:ln>
+                            <a:noFill/>
+                          </a:ln>
+                        </pic:spPr>
+                      </pic:pic>
+                    </a:graphicData>
+                  </a:graphic>
+                </wp:inline>
+              </w:drawing>
             </w:r>
           </w:p>
         </w:tc>
@@ -19982,17 +20160,47 @@
               <w:jc w:val="center"/>
             </w:pPr>
             <w:r>
-              <w:rPr>
-                <w:rFonts w:ascii="Times New Roman" w:hAnsi="Times New Roman" w:eastAsia="Times New Roman" w:cs="Times New Roman"/>
-                <w:b/>
-                <w:bCs/>
-                <w:i/>
-                <w:iCs/>
-                <w:color w:val="C00000"/>
-                <w:sz w:val="22"/>
-                <w:szCs w:val="22"/>
-              </w:rPr>
-              <w:t>[DÁN ẢNH: output_logic.bdf]</w:t>
+              <w:drawing>
+                <wp:inline distT="0" distB="0" distL="114300" distR="114300">
+                  <wp:extent cx="4667250" cy="3752850"/>
+                  <wp:effectExtent l="0" t="0" r="6350" b="6350"/>
+                  <wp:docPr id="18" name="Picture 4"/>
+                  <wp:cNvGraphicFramePr>
+                    <a:graphicFrameLocks xmlns:a="http://schemas.openxmlformats.org/drawingml/2006/main" noChangeAspect="1"/>
+                  </wp:cNvGraphicFramePr>
+                  <a:graphic xmlns:a="http://schemas.openxmlformats.org/drawingml/2006/main">
+                    <a:graphicData uri="http://schemas.openxmlformats.org/drawingml/2006/picture">
+                      <pic:pic xmlns:pic="http://schemas.openxmlformats.org/drawingml/2006/picture">
+                        <pic:nvPicPr>
+                          <pic:cNvPr id="18" name="Picture 4"/>
+                          <pic:cNvPicPr>
+                            <a:picLocks noChangeAspect="1"/>
+                          </pic:cNvPicPr>
+                        </pic:nvPicPr>
+                        <pic:blipFill>
+                          <a:blip r:embed="rId23"/>
+                          <a:stretch>
+                            <a:fillRect/>
+                          </a:stretch>
+                        </pic:blipFill>
+                        <pic:spPr>
+                          <a:xfrm>
+                            <a:off x="0" y="0"/>
+                            <a:ext cx="4667250" cy="3752850"/>
+                          </a:xfrm>
+                          <a:prstGeom prst="rect">
+                            <a:avLst/>
+                          </a:prstGeom>
+                          <a:noFill/>
+                          <a:ln>
+                            <a:noFill/>
+                          </a:ln>
+                        </pic:spPr>
+                      </pic:pic>
+                    </a:graphicData>
+                  </a:graphic>
+                </wp:inline>
+              </w:drawing>
             </w:r>
           </w:p>
         </w:tc>
@@ -20082,17 +20290,47 @@
               <w:jc w:val="center"/>
             </w:pPr>
             <w:r>
-              <w:rPr>
-                <w:rFonts w:ascii="Times New Roman" w:hAnsi="Times New Roman" w:eastAsia="Times New Roman" w:cs="Times New Roman"/>
-                <w:b/>
-                <w:bCs/>
-                <w:i/>
-                <w:iCs/>
-                <w:color w:val="C00000"/>
-                <w:sz w:val="22"/>
-                <w:szCs w:val="22"/>
-              </w:rPr>
-              <w:t>[DÁN ẢNH: control_unit.bdf]</w:t>
+              <w:drawing>
+                <wp:inline distT="0" distB="0" distL="114300" distR="114300">
+                  <wp:extent cx="5718810" cy="2221865"/>
+                  <wp:effectExtent l="0" t="0" r="8890" b="635"/>
+                  <wp:docPr id="19" name="Picture 5"/>
+                  <wp:cNvGraphicFramePr>
+                    <a:graphicFrameLocks xmlns:a="http://schemas.openxmlformats.org/drawingml/2006/main" noChangeAspect="1"/>
+                  </wp:cNvGraphicFramePr>
+                  <a:graphic xmlns:a="http://schemas.openxmlformats.org/drawingml/2006/main">
+                    <a:graphicData uri="http://schemas.openxmlformats.org/drawingml/2006/picture">
+                      <pic:pic xmlns:pic="http://schemas.openxmlformats.org/drawingml/2006/picture">
+                        <pic:nvPicPr>
+                          <pic:cNvPr id="19" name="Picture 5"/>
+                          <pic:cNvPicPr>
+                            <a:picLocks noChangeAspect="1"/>
+                          </pic:cNvPicPr>
+                        </pic:nvPicPr>
+                        <pic:blipFill>
+                          <a:blip r:embed="rId24"/>
+                          <a:stretch>
+                            <a:fillRect/>
+                          </a:stretch>
+                        </pic:blipFill>
+                        <pic:spPr>
+                          <a:xfrm>
+                            <a:off x="0" y="0"/>
+                            <a:ext cx="5718810" cy="2221865"/>
+                          </a:xfrm>
+                          <a:prstGeom prst="rect">
+                            <a:avLst/>
+                          </a:prstGeom>
+                          <a:noFill/>
+                          <a:ln>
+                            <a:noFill/>
+                          </a:ln>
+                        </pic:spPr>
+                      </pic:pic>
+                    </a:graphicData>
+                  </a:graphic>
+                </wp:inline>
+              </w:drawing>
             </w:r>
           </w:p>
         </w:tc>
@@ -20206,12 +20444,10 @@
         </w:tblCellMar>
       </w:tblPr>
       <w:tblGrid>
-        <w:gridCol w:w="70"/>
-        <w:gridCol w:w="2130"/>
+        <w:gridCol w:w="2200"/>
         <w:gridCol w:w="1300"/>
         <w:gridCol w:w="1300"/>
         <w:gridCol w:w="4226"/>
-        <w:gridCol w:w="70"/>
       </w:tblGrid>
       <w:tr>
         <w:tblPrEx>
@@ -20231,13 +20467,12 @@
           </w:tblCellMar>
         </w:tblPrEx>
         <w:trPr>
-          <w:gridAfter w:val="1"/>
+          <w:wAfter w:w="70" w:type="dxa"/>
           <w:tblHeader/>
         </w:trPr>
         <w:tc>
           <w:tcPr>
             <w:tcW w:w="2200" w:type="dxa"/>
-            <w:gridSpan w:val="2"/>
             <w:tcBorders>
               <w:top w:val="single" w:color="8EA9DB" w:sz="6" w:space="0"/>
               <w:left w:val="single" w:color="8EA9DB" w:sz="6" w:space="0"/>
@@ -20398,13 +20633,12 @@
           </w:tblCellMar>
         </w:tblPrEx>
         <w:trPr>
-          <w:gridAfter w:val="1"/>
+          <w:wAfter w:w="70" w:type="dxa"/>
           <w:cantSplit/>
         </w:trPr>
         <w:tc>
           <w:tcPr>
             <w:tcW w:w="2200" w:type="dxa"/>
-            <w:gridSpan w:val="2"/>
             <w:tcBorders>
               <w:top w:val="single" w:color="8EA9DB" w:sz="6" w:space="0"/>
               <w:left w:val="single" w:color="8EA9DB" w:sz="6" w:space="0"/>
@@ -20551,13 +20785,12 @@
           </w:tblCellMar>
         </w:tblPrEx>
         <w:trPr>
-          <w:gridAfter w:val="1"/>
+          <w:wAfter w:w="70" w:type="dxa"/>
           <w:cantSplit/>
         </w:trPr>
         <w:tc>
           <w:tcPr>
             <w:tcW w:w="2200" w:type="dxa"/>
-            <w:gridSpan w:val="2"/>
             <w:tcBorders>
               <w:top w:val="single" w:color="8EA9DB" w:sz="6" w:space="0"/>
               <w:left w:val="single" w:color="8EA9DB" w:sz="6" w:space="0"/>
@@ -20704,13 +20937,12 @@
           </w:tblCellMar>
         </w:tblPrEx>
         <w:trPr>
-          <w:gridAfter w:val="1"/>
+          <w:wAfter w:w="70" w:type="dxa"/>
           <w:cantSplit/>
         </w:trPr>
         <w:tc>
           <w:tcPr>
             <w:tcW w:w="2200" w:type="dxa"/>
-            <w:gridSpan w:val="2"/>
             <w:tcBorders>
               <w:top w:val="single" w:color="8EA9DB" w:sz="6" w:space="0"/>
               <w:left w:val="single" w:color="8EA9DB" w:sz="6" w:space="0"/>
@@ -20857,13 +21089,12 @@
           </w:tblCellMar>
         </w:tblPrEx>
         <w:trPr>
-          <w:gridAfter w:val="1"/>
+          <w:wAfter w:w="70" w:type="dxa"/>
           <w:cantSplit/>
         </w:trPr>
         <w:tc>
           <w:tcPr>
             <w:tcW w:w="2200" w:type="dxa"/>
-            <w:gridSpan w:val="2"/>
             <w:tcBorders>
               <w:top w:val="single" w:color="8EA9DB" w:sz="6" w:space="0"/>
               <w:left w:val="single" w:color="8EA9DB" w:sz="6" w:space="0"/>
@@ -21010,13 +21241,12 @@
           </w:tblCellMar>
         </w:tblPrEx>
         <w:trPr>
-          <w:gridAfter w:val="1"/>
+          <w:wAfter w:w="70" w:type="dxa"/>
           <w:cantSplit/>
         </w:trPr>
         <w:tc>
           <w:tcPr>
             <w:tcW w:w="2200" w:type="dxa"/>
-            <w:gridSpan w:val="2"/>
             <w:tcBorders>
               <w:top w:val="single" w:color="8EA9DB" w:sz="6" w:space="0"/>
               <w:left w:val="single" w:color="8EA9DB" w:sz="6" w:space="0"/>
@@ -21163,13 +21393,12 @@
           </w:tblCellMar>
         </w:tblPrEx>
         <w:trPr>
-          <w:gridAfter w:val="1"/>
+          <w:wAfter w:w="70" w:type="dxa"/>
           <w:cantSplit/>
         </w:trPr>
         <w:tc>
           <w:tcPr>
             <w:tcW w:w="2200" w:type="dxa"/>
-            <w:gridSpan w:val="2"/>
             <w:tcBorders>
               <w:top w:val="single" w:color="8EA9DB" w:sz="6" w:space="0"/>
               <w:left w:val="single" w:color="8EA9DB" w:sz="6" w:space="0"/>
@@ -21298,6 +21527,36 @@
           </w:p>
         </w:tc>
       </w:tr>
+    </w:tbl>
+    <w:p>
+      <w:pPr>
+        <w:spacing w:before="0" w:after="60"/>
+      </w:pPr>
+    </w:p>
+    <w:tbl>
+      <w:tblPr>
+        <w:tblStyle w:val="9"/>
+        <w:tblW w:w="9026" w:type="dxa"/>
+        <w:tblInd w:w="0" w:type="dxa"/>
+        <w:tblBorders>
+          <w:top w:val="single" w:color="auto" w:sz="4" w:space="0"/>
+          <w:left w:val="single" w:color="auto" w:sz="4" w:space="0"/>
+          <w:bottom w:val="single" w:color="auto" w:sz="4" w:space="0"/>
+          <w:right w:val="single" w:color="auto" w:sz="4" w:space="0"/>
+          <w:insideH w:val="single" w:color="auto" w:sz="4" w:space="0"/>
+          <w:insideV w:val="single" w:color="auto" w:sz="4" w:space="0"/>
+        </w:tblBorders>
+        <w:tblLayout w:type="fixed"/>
+        <w:tblCellMar>
+          <w:top w:w="0" w:type="dxa"/>
+          <w:left w:w="10" w:type="dxa"/>
+          <w:bottom w:w="0" w:type="dxa"/>
+          <w:right w:w="10" w:type="dxa"/>
+        </w:tblCellMar>
+      </w:tblPr>
+      <w:tblGrid>
+        <w:gridCol w:w="9026"/>
+      </w:tblGrid>
       <w:tr>
         <w:tblPrEx>
           <w:tblBorders>
@@ -21316,14 +21575,12 @@
           </w:tblCellMar>
         </w:tblPrEx>
         <w:trPr>
-          <w:gridBefore w:val="1"/>
           <w:cantSplit/>
           <w:trHeight w:val="4500" w:hRule="atLeast"/>
         </w:trPr>
         <w:tc>
           <w:tcPr>
             <w:tcW w:w="9026" w:type="dxa"/>
-            <w:gridSpan w:val="5"/>
             <w:tcBorders>
               <w:top w:val="dashed" w:color="A6A6A6" w:sz="6" w:space="0"/>
               <w:left w:val="dashed" w:color="A6A6A6" w:sz="6" w:space="0"/>
@@ -21340,17 +21597,47 @@
               <w:jc w:val="center"/>
             </w:pPr>
             <w:r>
-              <w:rPr>
-                <w:rFonts w:ascii="Times New Roman" w:hAnsi="Times New Roman" w:eastAsia="Times New Roman" w:cs="Times New Roman"/>
-                <w:b/>
-                <w:bCs/>
-                <w:i/>
-                <w:iCs/>
-                <w:color w:val="C00000"/>
-                <w:sz w:val="22"/>
-                <w:szCs w:val="22"/>
-              </w:rPr>
-              <w:t>[DÁN ẢNH: nhan_2_so.bdf]</w:t>
+              <w:drawing>
+                <wp:inline distT="0" distB="0" distL="114300" distR="114300">
+                  <wp:extent cx="5713095" cy="1904365"/>
+                  <wp:effectExtent l="0" t="0" r="1905" b="635"/>
+                  <wp:docPr id="20" name="Picture 6"/>
+                  <wp:cNvGraphicFramePr>
+                    <a:graphicFrameLocks xmlns:a="http://schemas.openxmlformats.org/drawingml/2006/main" noChangeAspect="1"/>
+                  </wp:cNvGraphicFramePr>
+                  <a:graphic xmlns:a="http://schemas.openxmlformats.org/drawingml/2006/main">
+                    <a:graphicData uri="http://schemas.openxmlformats.org/drawingml/2006/picture">
+                      <pic:pic xmlns:pic="http://schemas.openxmlformats.org/drawingml/2006/picture">
+                        <pic:nvPicPr>
+                          <pic:cNvPr id="20" name="Picture 6"/>
+                          <pic:cNvPicPr>
+                            <a:picLocks noChangeAspect="1"/>
+                          </pic:cNvPicPr>
+                        </pic:nvPicPr>
+                        <pic:blipFill>
+                          <a:blip r:embed="rId25"/>
+                          <a:stretch>
+                            <a:fillRect/>
+                          </a:stretch>
+                        </pic:blipFill>
+                        <pic:spPr>
+                          <a:xfrm>
+                            <a:off x="0" y="0"/>
+                            <a:ext cx="5713095" cy="1904365"/>
+                          </a:xfrm>
+                          <a:prstGeom prst="rect">
+                            <a:avLst/>
+                          </a:prstGeom>
+                          <a:noFill/>
+                          <a:ln>
+                            <a:noFill/>
+                          </a:ln>
+                        </pic:spPr>
+                      </pic:pic>
+                    </a:graphicData>
+                  </a:graphic>
+                </wp:inline>
+              </w:drawing>
             </w:r>
           </w:p>
         </w:tc>
@@ -22474,7 +22761,7 @@
                 <w:sz w:val="22"/>
                 <w:szCs w:val="22"/>
               </w:rPr>
-              <w:t>__________</w:t>
+              <w:t>1110 0001</w:t>
             </w:r>
           </w:p>
         </w:tc>
@@ -22506,392 +22793,12 @@
                 <w:sz w:val="22"/>
                 <w:szCs w:val="22"/>
               </w:rPr>
-              <w:t>______</w:t>
-            </w:r>
-          </w:p>
-        </w:tc>
-      </w:tr>
-      <w:tr>
-        <w:tblPrEx>
-          <w:tblBorders>
-            <w:top w:val="single" w:color="auto" w:sz="4" w:space="0"/>
-            <w:left w:val="single" w:color="auto" w:sz="4" w:space="0"/>
-            <w:bottom w:val="single" w:color="auto" w:sz="4" w:space="0"/>
-            <w:right w:val="single" w:color="auto" w:sz="4" w:space="0"/>
-            <w:insideH w:val="single" w:color="auto" w:sz="4" w:space="0"/>
-            <w:insideV w:val="single" w:color="auto" w:sz="4" w:space="0"/>
-          </w:tblBorders>
-          <w:tblCellMar>
-            <w:top w:w="0" w:type="dxa"/>
-            <w:left w:w="10" w:type="dxa"/>
-            <w:bottom w:w="0" w:type="dxa"/>
-            <w:right w:w="10" w:type="dxa"/>
-          </w:tblCellMar>
-        </w:tblPrEx>
-        <w:trPr>
-          <w:cantSplit/>
-        </w:trPr>
-        <w:tc>
-          <w:tcPr>
-            <w:tcW w:w="1700" w:type="dxa"/>
-            <w:tcBorders>
-              <w:top w:val="single" w:color="8EA9DB" w:sz="6" w:space="0"/>
-              <w:left w:val="single" w:color="8EA9DB" w:sz="6" w:space="0"/>
-              <w:bottom w:val="single" w:color="8EA9DB" w:sz="6" w:space="0"/>
-              <w:right w:val="single" w:color="8EA9DB" w:sz="6" w:space="0"/>
-            </w:tcBorders>
-            <w:tcMar>
-              <w:top w:w="50" w:type="dxa"/>
-              <w:left w:w="80" w:type="dxa"/>
-              <w:bottom w:w="50" w:type="dxa"/>
-              <w:right w:w="80" w:type="dxa"/>
-            </w:tcMar>
-            <w:vAlign w:val="center"/>
-          </w:tcPr>
-          <w:p>
-            <w:pPr>
-              <w:spacing w:after="0"/>
-              <w:jc w:val="center"/>
-            </w:pPr>
-            <w:r>
-              <w:rPr>
-                <w:rFonts w:ascii="Times New Roman" w:hAnsi="Times New Roman" w:eastAsia="Times New Roman" w:cs="Times New Roman"/>
-                <w:b/>
-                <w:bCs/>
-                <w:sz w:val="22"/>
-                <w:szCs w:val="22"/>
-              </w:rPr>
-              <w:t>0000 (0)</w:t>
-            </w:r>
-          </w:p>
-        </w:tc>
-        <w:tc>
-          <w:tcPr>
-            <w:tcW w:w="1700" w:type="dxa"/>
-            <w:tcBorders>
-              <w:top w:val="single" w:color="8EA9DB" w:sz="6" w:space="0"/>
-              <w:left w:val="single" w:color="8EA9DB" w:sz="6" w:space="0"/>
-              <w:bottom w:val="single" w:color="8EA9DB" w:sz="6" w:space="0"/>
-              <w:right w:val="single" w:color="8EA9DB" w:sz="6" w:space="0"/>
-            </w:tcBorders>
-            <w:tcMar>
-              <w:top w:w="50" w:type="dxa"/>
-              <w:left w:w="80" w:type="dxa"/>
-              <w:bottom w:w="50" w:type="dxa"/>
-              <w:right w:w="80" w:type="dxa"/>
-            </w:tcMar>
-            <w:vAlign w:val="center"/>
-          </w:tcPr>
-          <w:p>
-            <w:pPr>
-              <w:spacing w:after="0"/>
-              <w:jc w:val="center"/>
-            </w:pPr>
-            <w:r>
-              <w:rPr>
-                <w:rFonts w:ascii="Times New Roman" w:hAnsi="Times New Roman" w:eastAsia="Times New Roman" w:cs="Times New Roman"/>
-                <w:sz w:val="22"/>
-                <w:szCs w:val="22"/>
-              </w:rPr>
-              <w:t>1001 (9)</w:t>
-            </w:r>
-          </w:p>
-        </w:tc>
-        <w:tc>
-          <w:tcPr>
-            <w:tcW w:w="2100" w:type="dxa"/>
-            <w:tcBorders>
-              <w:top w:val="single" w:color="8EA9DB" w:sz="6" w:space="0"/>
-              <w:left w:val="single" w:color="8EA9DB" w:sz="6" w:space="0"/>
-              <w:bottom w:val="single" w:color="8EA9DB" w:sz="6" w:space="0"/>
-              <w:right w:val="single" w:color="8EA9DB" w:sz="6" w:space="0"/>
-            </w:tcBorders>
-            <w:tcMar>
-              <w:top w:w="50" w:type="dxa"/>
-              <w:left w:w="80" w:type="dxa"/>
-              <w:bottom w:w="50" w:type="dxa"/>
-              <w:right w:w="80" w:type="dxa"/>
-            </w:tcMar>
-            <w:vAlign w:val="center"/>
-          </w:tcPr>
-          <w:p>
-            <w:pPr>
-              <w:spacing w:after="0"/>
-              <w:jc w:val="center"/>
-            </w:pPr>
-            <w:r>
-              <w:rPr>
-                <w:rFonts w:ascii="Times New Roman" w:hAnsi="Times New Roman" w:eastAsia="Times New Roman" w:cs="Times New Roman"/>
-                <w:sz w:val="22"/>
-                <w:szCs w:val="22"/>
-              </w:rPr>
-              <w:t>0000 0000 (0)</w:t>
-            </w:r>
-          </w:p>
-        </w:tc>
-        <w:tc>
-          <w:tcPr>
-            <w:tcW w:w="2000" w:type="dxa"/>
-            <w:tcBorders>
-              <w:top w:val="single" w:color="8EA9DB" w:sz="6" w:space="0"/>
-              <w:left w:val="single" w:color="8EA9DB" w:sz="6" w:space="0"/>
-              <w:bottom w:val="single" w:color="8EA9DB" w:sz="6" w:space="0"/>
-              <w:right w:val="single" w:color="8EA9DB" w:sz="6" w:space="0"/>
-            </w:tcBorders>
-            <w:tcMar>
-              <w:top w:w="50" w:type="dxa"/>
-              <w:left w:w="80" w:type="dxa"/>
-              <w:bottom w:w="50" w:type="dxa"/>
-              <w:right w:w="80" w:type="dxa"/>
-            </w:tcMar>
-            <w:vAlign w:val="center"/>
-          </w:tcPr>
-          <w:p>
-            <w:pPr>
-              <w:spacing w:after="0"/>
-              <w:jc w:val="center"/>
-            </w:pPr>
-            <w:r>
-              <w:rPr>
-                <w:rFonts w:ascii="Times New Roman" w:hAnsi="Times New Roman" w:eastAsia="Times New Roman" w:cs="Times New Roman"/>
-                <w:sz w:val="22"/>
-                <w:szCs w:val="22"/>
-              </w:rPr>
-              <w:t>__________</w:t>
-            </w:r>
-          </w:p>
-        </w:tc>
-        <w:tc>
-          <w:tcPr>
-            <w:tcW w:w="1526" w:type="dxa"/>
-            <w:tcBorders>
-              <w:top w:val="single" w:color="8EA9DB" w:sz="6" w:space="0"/>
-              <w:left w:val="single" w:color="8EA9DB" w:sz="6" w:space="0"/>
-              <w:bottom w:val="single" w:color="8EA9DB" w:sz="6" w:space="0"/>
-              <w:right w:val="single" w:color="8EA9DB" w:sz="6" w:space="0"/>
-            </w:tcBorders>
-            <w:tcMar>
-              <w:top w:w="50" w:type="dxa"/>
-              <w:left w:w="80" w:type="dxa"/>
-              <w:bottom w:w="50" w:type="dxa"/>
-              <w:right w:w="80" w:type="dxa"/>
-            </w:tcMar>
-            <w:vAlign w:val="center"/>
-          </w:tcPr>
-          <w:p>
-            <w:pPr>
-              <w:spacing w:after="0"/>
-              <w:jc w:val="center"/>
-            </w:pPr>
-            <w:r>
-              <w:rPr>
-                <w:rFonts w:ascii="Times New Roman" w:hAnsi="Times New Roman" w:eastAsia="Times New Roman" w:cs="Times New Roman"/>
-                <w:sz w:val="22"/>
-                <w:szCs w:val="22"/>
-              </w:rPr>
-              <w:t>______</w:t>
-            </w:r>
-          </w:p>
-        </w:tc>
-      </w:tr>
-      <w:tr>
-        <w:tblPrEx>
-          <w:tblBorders>
-            <w:top w:val="single" w:color="auto" w:sz="4" w:space="0"/>
-            <w:left w:val="single" w:color="auto" w:sz="4" w:space="0"/>
-            <w:bottom w:val="single" w:color="auto" w:sz="4" w:space="0"/>
-            <w:right w:val="single" w:color="auto" w:sz="4" w:space="0"/>
-            <w:insideH w:val="single" w:color="auto" w:sz="4" w:space="0"/>
-            <w:insideV w:val="single" w:color="auto" w:sz="4" w:space="0"/>
-          </w:tblBorders>
-          <w:tblCellMar>
-            <w:top w:w="0" w:type="dxa"/>
-            <w:left w:w="10" w:type="dxa"/>
-            <w:bottom w:w="0" w:type="dxa"/>
-            <w:right w:w="10" w:type="dxa"/>
-          </w:tblCellMar>
-        </w:tblPrEx>
-        <w:trPr>
-          <w:cantSplit/>
-        </w:trPr>
-        <w:tc>
-          <w:tcPr>
-            <w:tcW w:w="1700" w:type="dxa"/>
-            <w:tcBorders>
-              <w:top w:val="single" w:color="8EA9DB" w:sz="6" w:space="0"/>
-              <w:left w:val="single" w:color="8EA9DB" w:sz="6" w:space="0"/>
-              <w:bottom w:val="single" w:color="8EA9DB" w:sz="6" w:space="0"/>
-              <w:right w:val="single" w:color="8EA9DB" w:sz="6" w:space="0"/>
-            </w:tcBorders>
-            <w:tcMar>
-              <w:top w:w="50" w:type="dxa"/>
-              <w:left w:w="80" w:type="dxa"/>
-              <w:bottom w:w="50" w:type="dxa"/>
-              <w:right w:w="80" w:type="dxa"/>
-            </w:tcMar>
-            <w:vAlign w:val="center"/>
-          </w:tcPr>
-          <w:p>
-            <w:pPr>
-              <w:spacing w:after="0"/>
-              <w:jc w:val="center"/>
-            </w:pPr>
-            <w:r>
-              <w:rPr>
-                <w:rFonts w:ascii="Times New Roman" w:hAnsi="Times New Roman" w:eastAsia="Times New Roman" w:cs="Times New Roman"/>
-                <w:b/>
-                <w:bCs/>
-                <w:sz w:val="22"/>
-                <w:szCs w:val="22"/>
-              </w:rPr>
-              <w:t>0001 (1)</w:t>
-            </w:r>
-          </w:p>
-        </w:tc>
-        <w:tc>
-          <w:tcPr>
-            <w:tcW w:w="1700" w:type="dxa"/>
-            <w:tcBorders>
-              <w:top w:val="single" w:color="8EA9DB" w:sz="6" w:space="0"/>
-              <w:left w:val="single" w:color="8EA9DB" w:sz="6" w:space="0"/>
-              <w:bottom w:val="single" w:color="8EA9DB" w:sz="6" w:space="0"/>
-              <w:right w:val="single" w:color="8EA9DB" w:sz="6" w:space="0"/>
-            </w:tcBorders>
-            <w:tcMar>
-              <w:top w:w="50" w:type="dxa"/>
-              <w:left w:w="80" w:type="dxa"/>
-              <w:bottom w:w="50" w:type="dxa"/>
-              <w:right w:w="80" w:type="dxa"/>
-            </w:tcMar>
-            <w:vAlign w:val="center"/>
-          </w:tcPr>
-          <w:p>
-            <w:pPr>
-              <w:spacing w:after="0"/>
-              <w:jc w:val="center"/>
-            </w:pPr>
-            <w:r>
-              <w:rPr>
-                <w:rFonts w:ascii="Times New Roman" w:hAnsi="Times New Roman" w:eastAsia="Times New Roman" w:cs="Times New Roman"/>
-                <w:sz w:val="22"/>
-                <w:szCs w:val="22"/>
-              </w:rPr>
-              <w:t>1000 (8)</w:t>
-            </w:r>
-          </w:p>
-        </w:tc>
-        <w:tc>
-          <w:tcPr>
-            <w:tcW w:w="2100" w:type="dxa"/>
-            <w:tcBorders>
-              <w:top w:val="single" w:color="8EA9DB" w:sz="6" w:space="0"/>
-              <w:left w:val="single" w:color="8EA9DB" w:sz="6" w:space="0"/>
-              <w:bottom w:val="single" w:color="8EA9DB" w:sz="6" w:space="0"/>
-              <w:right w:val="single" w:color="8EA9DB" w:sz="6" w:space="0"/>
-            </w:tcBorders>
-            <w:tcMar>
-              <w:top w:w="50" w:type="dxa"/>
-              <w:left w:w="80" w:type="dxa"/>
-              <w:bottom w:w="50" w:type="dxa"/>
-              <w:right w:w="80" w:type="dxa"/>
-            </w:tcMar>
-            <w:vAlign w:val="center"/>
-          </w:tcPr>
-          <w:p>
-            <w:pPr>
-              <w:spacing w:after="0"/>
-              <w:jc w:val="center"/>
-            </w:pPr>
-            <w:r>
-              <w:rPr>
-                <w:rFonts w:ascii="Times New Roman" w:hAnsi="Times New Roman" w:eastAsia="Times New Roman" w:cs="Times New Roman"/>
-                <w:sz w:val="22"/>
-                <w:szCs w:val="22"/>
-              </w:rPr>
-              <w:t>0000 1000 (8)</w:t>
-            </w:r>
-          </w:p>
-        </w:tc>
-        <w:tc>
-          <w:tcPr>
-            <w:tcW w:w="2000" w:type="dxa"/>
-            <w:tcBorders>
-              <w:top w:val="single" w:color="8EA9DB" w:sz="6" w:space="0"/>
-              <w:left w:val="single" w:color="8EA9DB" w:sz="6" w:space="0"/>
-              <w:bottom w:val="single" w:color="8EA9DB" w:sz="6" w:space="0"/>
-              <w:right w:val="single" w:color="8EA9DB" w:sz="6" w:space="0"/>
-            </w:tcBorders>
-            <w:tcMar>
-              <w:top w:w="50" w:type="dxa"/>
-              <w:left w:w="80" w:type="dxa"/>
-              <w:bottom w:w="50" w:type="dxa"/>
-              <w:right w:w="80" w:type="dxa"/>
-            </w:tcMar>
-            <w:vAlign w:val="center"/>
-          </w:tcPr>
-          <w:p>
-            <w:pPr>
-              <w:spacing w:after="0"/>
-              <w:jc w:val="center"/>
-            </w:pPr>
-            <w:r>
-              <w:rPr>
-                <w:rFonts w:ascii="Times New Roman" w:hAnsi="Times New Roman" w:eastAsia="Times New Roman" w:cs="Times New Roman"/>
-                <w:sz w:val="22"/>
-                <w:szCs w:val="22"/>
-              </w:rPr>
-              <w:t>__________</w:t>
-            </w:r>
-          </w:p>
-        </w:tc>
-        <w:tc>
-          <w:tcPr>
-            <w:tcW w:w="1526" w:type="dxa"/>
-            <w:tcBorders>
-              <w:top w:val="single" w:color="8EA9DB" w:sz="6" w:space="0"/>
-              <w:left w:val="single" w:color="8EA9DB" w:sz="6" w:space="0"/>
-              <w:bottom w:val="single" w:color="8EA9DB" w:sz="6" w:space="0"/>
-              <w:right w:val="single" w:color="8EA9DB" w:sz="6" w:space="0"/>
-            </w:tcBorders>
-            <w:tcMar>
-              <w:top w:w="50" w:type="dxa"/>
-              <w:left w:w="80" w:type="dxa"/>
-              <w:bottom w:w="50" w:type="dxa"/>
-              <w:right w:w="80" w:type="dxa"/>
-            </w:tcMar>
-            <w:vAlign w:val="center"/>
-          </w:tcPr>
-          <w:p>
-            <w:pPr>
-              <w:spacing w:after="0"/>
-              <w:jc w:val="center"/>
-            </w:pPr>
-            <w:r>
-              <w:rPr>
-                <w:rFonts w:ascii="Times New Roman" w:hAnsi="Times New Roman" w:eastAsia="Times New Roman" w:cs="Times New Roman"/>
-                <w:sz w:val="22"/>
-                <w:szCs w:val="22"/>
-              </w:rPr>
-              <w:t>______</w:t>
+              <w:t>Đúng</w:t>
             </w:r>
           </w:p>
         </w:tc>
       </w:tr>
     </w:tbl>
-    <w:p>
-      <w:pPr>
-        <w:spacing w:before="0" w:after="120" w:line="300" w:lineRule="auto"/>
-        <w:jc w:val="center"/>
-      </w:pPr>
-      <w:r>
-        <w:rPr>
-          <w:rFonts w:ascii="Times New Roman" w:hAnsi="Times New Roman" w:eastAsia="Times New Roman" w:cs="Times New Roman"/>
-          <w:sz w:val="22"/>
-          <w:szCs w:val="22"/>
-        </w:rPr>
-        <w:t>(Các ô gạch dưới: điền sau khi chạy thêm các phép thử tương ứng.)</w:t>
-      </w:r>
-    </w:p>
     <w:p>
       <w:pPr>
         <w:pStyle w:val="3"/>
@@ -22907,8 +22814,9 @@
     </w:p>
     <w:p>
       <w:pPr>
-        <w:spacing w:before="0" w:after="120" w:line="300" w:lineRule="auto"/>
-        <w:jc w:val="both"/>
+        <w:keepNext w:val="0"/>
+        <w:spacing w:before="80" w:after="200"/>
+        <w:jc w:val="center"/>
       </w:pPr>
       <w:r>
         <w:rPr>
@@ -22916,7 +22824,7 @@
           <w:sz w:val="26"/>
           <w:szCs w:val="26"/>
         </w:rPr>
-        <w:t>Mô phỏng chức năng bỏ qua độ trễ, dùng để kiểm tra thuật toán và luồng trạng thái. Trước khi mô phỏng toàn mạch, từng khối được kiểm tra riêng, ví dụ thanh ghi A: Init = 1 với InA = 1011, sau đó Run = 1, RA phải lần lượt bằng 0000 1011 → 0001 0110 → 0010 1100 → 0101 1000.</w:t>
+        <w:t>Mô phỏng chức năng bỏ qua độ trễ, dùng để kiểm tra thuật toán và luồng trạng thái.</w:t>
       </w:r>
     </w:p>
     <w:tbl>
@@ -22983,17 +22891,47 @@
               <w:jc w:val="center"/>
             </w:pPr>
             <w:r>
-              <w:rPr>
-                <w:rFonts w:ascii="Times New Roman" w:hAnsi="Times New Roman" w:eastAsia="Times New Roman" w:cs="Times New Roman"/>
-                <w:b/>
-                <w:bCs/>
-                <w:i/>
-                <w:iCs/>
-                <w:color w:val="C00000"/>
-                <w:sz w:val="22"/>
-                <w:szCs w:val="22"/>
-              </w:rPr>
-              <w:t>[DÁN ẢNH: Waveform RegA – Functional]</w:t>
+              <w:drawing>
+                <wp:inline distT="0" distB="0" distL="114300" distR="114300">
+                  <wp:extent cx="5718810" cy="808355"/>
+                  <wp:effectExtent l="0" t="0" r="8890" b="4445"/>
+                  <wp:docPr id="21" name="Picture 7"/>
+                  <wp:cNvGraphicFramePr>
+                    <a:graphicFrameLocks xmlns:a="http://schemas.openxmlformats.org/drawingml/2006/main" noChangeAspect="1"/>
+                  </wp:cNvGraphicFramePr>
+                  <a:graphic xmlns:a="http://schemas.openxmlformats.org/drawingml/2006/main">
+                    <a:graphicData uri="http://schemas.openxmlformats.org/drawingml/2006/picture">
+                      <pic:pic xmlns:pic="http://schemas.openxmlformats.org/drawingml/2006/picture">
+                        <pic:nvPicPr>
+                          <pic:cNvPr id="21" name="Picture 7"/>
+                          <pic:cNvPicPr>
+                            <a:picLocks noChangeAspect="1"/>
+                          </pic:cNvPicPr>
+                        </pic:nvPicPr>
+                        <pic:blipFill>
+                          <a:blip r:embed="rId26"/>
+                          <a:stretch>
+                            <a:fillRect/>
+                          </a:stretch>
+                        </pic:blipFill>
+                        <pic:spPr>
+                          <a:xfrm>
+                            <a:off x="0" y="0"/>
+                            <a:ext cx="5718810" cy="808355"/>
+                          </a:xfrm>
+                          <a:prstGeom prst="rect">
+                            <a:avLst/>
+                          </a:prstGeom>
+                          <a:noFill/>
+                          <a:ln>
+                            <a:noFill/>
+                          </a:ln>
+                        </pic:spPr>
+                      </pic:pic>
+                    </a:graphicData>
+                  </a:graphic>
+                </wp:inline>
+              </w:drawing>
             </w:r>
           </w:p>
         </w:tc>
@@ -23016,7 +22954,7 @@
           <w:sz w:val="24"/>
           <w:szCs w:val="24"/>
         </w:rPr>
-        <w:t>Hình 6.1: Waveform kiểm tra riêng thanh ghi A (Waveform.vwf)</w:t>
+        <w:t>Hình 6.1: Waveform Functional – 13 × 10 và 15 × 3</w:t>
       </w:r>
     </w:p>
     <w:tbl>
@@ -23083,17 +23021,47 @@
               <w:jc w:val="center"/>
             </w:pPr>
             <w:r>
-              <w:rPr>
-                <w:rFonts w:ascii="Times New Roman" w:hAnsi="Times New Roman" w:eastAsia="Times New Roman" w:cs="Times New Roman"/>
-                <w:b/>
-                <w:bCs/>
-                <w:i/>
-                <w:iCs/>
-                <w:color w:val="C00000"/>
-                <w:sz w:val="22"/>
-                <w:szCs w:val="22"/>
-              </w:rPr>
-              <w:t>[DÁN ẢNH: Waveform1.vwf – Functional (chụp đủ cả 2 lần Done = 1)]</w:t>
+              <w:drawing>
+                <wp:inline distT="0" distB="0" distL="114300" distR="114300">
+                  <wp:extent cx="5711825" cy="840105"/>
+                  <wp:effectExtent l="0" t="0" r="3175" b="10795"/>
+                  <wp:docPr id="24" name="Picture 10"/>
+                  <wp:cNvGraphicFramePr>
+                    <a:graphicFrameLocks xmlns:a="http://schemas.openxmlformats.org/drawingml/2006/main" noChangeAspect="1"/>
+                  </wp:cNvGraphicFramePr>
+                  <a:graphic xmlns:a="http://schemas.openxmlformats.org/drawingml/2006/main">
+                    <a:graphicData uri="http://schemas.openxmlformats.org/drawingml/2006/picture">
+                      <pic:pic xmlns:pic="http://schemas.openxmlformats.org/drawingml/2006/picture">
+                        <pic:nvPicPr>
+                          <pic:cNvPr id="24" name="Picture 10"/>
+                          <pic:cNvPicPr>
+                            <a:picLocks noChangeAspect="1"/>
+                          </pic:cNvPicPr>
+                        </pic:nvPicPr>
+                        <pic:blipFill>
+                          <a:blip r:embed="rId27"/>
+                          <a:stretch>
+                            <a:fillRect/>
+                          </a:stretch>
+                        </pic:blipFill>
+                        <pic:spPr>
+                          <a:xfrm>
+                            <a:off x="0" y="0"/>
+                            <a:ext cx="5711825" cy="840105"/>
+                          </a:xfrm>
+                          <a:prstGeom prst="rect">
+                            <a:avLst/>
+                          </a:prstGeom>
+                          <a:noFill/>
+                          <a:ln>
+                            <a:noFill/>
+                          </a:ln>
+                        </pic:spPr>
+                      </pic:pic>
+                    </a:graphicData>
+                  </a:graphic>
+                </wp:inline>
+              </w:drawing>
             </w:r>
           </w:p>
         </w:tc>
@@ -23116,7 +23084,34 @@
           <w:sz w:val="24"/>
           <w:szCs w:val="24"/>
         </w:rPr>
-        <w:t>Hình 6.2: Waveform Functional – 13 × 10 và 15 × 3</w:t>
+        <w:t>Hình 6.2: Waveform Functional – 15 × 15</w:t>
+      </w:r>
+    </w:p>
+    <w:p>
+      <w:pPr>
+        <w:pStyle w:val="3"/>
+      </w:pPr>
+      <w:bookmarkStart w:id="28" w:name="_Toc9129"/>
+      <w:r>
+        <w:rPr>
+          <w:rFonts w:ascii="Times New Roman" w:hAnsi="Times New Roman" w:eastAsia="Times New Roman" w:cs="Times New Roman"/>
+        </w:rPr>
+        <w:t>6.3. Mô phỏng Timing</w:t>
+      </w:r>
+      <w:bookmarkEnd w:id="28"/>
+    </w:p>
+    <w:p>
+      <w:pPr>
+        <w:spacing w:before="0" w:after="120" w:line="300" w:lineRule="auto"/>
+        <w:jc w:val="both"/>
+      </w:pPr>
+      <w:r>
+        <w:rPr>
+          <w:rFonts w:ascii="Times New Roman" w:hAnsi="Times New Roman" w:eastAsia="Times New Roman" w:cs="Times New Roman"/>
+          <w:sz w:val="26"/>
+          <w:szCs w:val="26"/>
+        </w:rPr>
+        <w:t>Mô phỏng timing dùng độ trễ thực của cổng logic và dây nối sau bước Fitter, nên tín hiệu ra đổi sau cạnh clock một khoảng và có thể xuất hiện glitch.</w:t>
       </w:r>
     </w:p>
     <w:tbl>
@@ -23183,17 +23178,47 @@
               <w:jc w:val="center"/>
             </w:pPr>
             <w:r>
-              <w:rPr>
-                <w:rFonts w:ascii="Times New Roman" w:hAnsi="Times New Roman" w:eastAsia="Times New Roman" w:cs="Times New Roman"/>
-                <w:b/>
-                <w:bCs/>
-                <w:i/>
-                <w:iCs/>
-                <w:color w:val="C00000"/>
-                <w:sz w:val="22"/>
-                <w:szCs w:val="22"/>
-              </w:rPr>
-              <w:t>[DÁN ẢNH: Waveform Functional 15 × 15]</w:t>
+              <w:drawing>
+                <wp:inline distT="0" distB="0" distL="114300" distR="114300">
+                  <wp:extent cx="5718810" cy="804545"/>
+                  <wp:effectExtent l="0" t="0" r="8890" b="8255"/>
+                  <wp:docPr id="22" name="Picture 8"/>
+                  <wp:cNvGraphicFramePr>
+                    <a:graphicFrameLocks xmlns:a="http://schemas.openxmlformats.org/drawingml/2006/main" noChangeAspect="1"/>
+                  </wp:cNvGraphicFramePr>
+                  <a:graphic xmlns:a="http://schemas.openxmlformats.org/drawingml/2006/main">
+                    <a:graphicData uri="http://schemas.openxmlformats.org/drawingml/2006/picture">
+                      <pic:pic xmlns:pic="http://schemas.openxmlformats.org/drawingml/2006/picture">
+                        <pic:nvPicPr>
+                          <pic:cNvPr id="22" name="Picture 8"/>
+                          <pic:cNvPicPr>
+                            <a:picLocks noChangeAspect="1"/>
+                          </pic:cNvPicPr>
+                        </pic:nvPicPr>
+                        <pic:blipFill>
+                          <a:blip r:embed="rId28"/>
+                          <a:stretch>
+                            <a:fillRect/>
+                          </a:stretch>
+                        </pic:blipFill>
+                        <pic:spPr>
+                          <a:xfrm>
+                            <a:off x="0" y="0"/>
+                            <a:ext cx="5718810" cy="804545"/>
+                          </a:xfrm>
+                          <a:prstGeom prst="rect">
+                            <a:avLst/>
+                          </a:prstGeom>
+                          <a:noFill/>
+                          <a:ln>
+                            <a:noFill/>
+                          </a:ln>
+                        </pic:spPr>
+                      </pic:pic>
+                    </a:graphicData>
+                  </a:graphic>
+                </wp:inline>
+              </w:drawing>
             </w:r>
           </w:p>
         </w:tc>
@@ -23216,34 +23241,7 @@
           <w:sz w:val="24"/>
           <w:szCs w:val="24"/>
         </w:rPr>
-        <w:t>Hình 6.3: Waveform Functional – 15 × 15</w:t>
-      </w:r>
-    </w:p>
-    <w:p>
-      <w:pPr>
-        <w:pStyle w:val="3"/>
-      </w:pPr>
-      <w:bookmarkStart w:id="28" w:name="_Toc9129"/>
-      <w:r>
-        <w:rPr>
-          <w:rFonts w:ascii="Times New Roman" w:hAnsi="Times New Roman" w:eastAsia="Times New Roman" w:cs="Times New Roman"/>
-        </w:rPr>
-        <w:t>6.3. Mô phỏng Timing</w:t>
-      </w:r>
-      <w:bookmarkEnd w:id="28"/>
-    </w:p>
-    <w:p>
-      <w:pPr>
-        <w:spacing w:before="0" w:after="120" w:line="300" w:lineRule="auto"/>
-        <w:jc w:val="both"/>
-      </w:pPr>
-      <w:r>
-        <w:rPr>
-          <w:rFonts w:ascii="Times New Roman" w:hAnsi="Times New Roman" w:eastAsia="Times New Roman" w:cs="Times New Roman"/>
-          <w:sz w:val="26"/>
-          <w:szCs w:val="26"/>
-        </w:rPr>
-        <w:t>Mô phỏng timing dùng độ trễ thực của cổng logic và dây nối sau bước Fitter, nên tín hiệu ra đổi sau cạnh clock một khoảng và có thể xuất hiện glitch.</w:t>
+        <w:t>Hình 6.3: Waveform Timing – 13 × 10 và 15 × 3</w:t>
       </w:r>
     </w:p>
     <w:tbl>
@@ -23310,17 +23308,47 @@
               <w:jc w:val="center"/>
             </w:pPr>
             <w:r>
-              <w:rPr>
-                <w:rFonts w:ascii="Times New Roman" w:hAnsi="Times New Roman" w:eastAsia="Times New Roman" w:cs="Times New Roman"/>
-                <w:b/>
-                <w:bCs/>
-                <w:i/>
-                <w:iCs/>
-                <w:color w:val="C00000"/>
-                <w:sz w:val="22"/>
-                <w:szCs w:val="22"/>
-              </w:rPr>
-              <w:t>[DÁN ẢNH: Waveform1.vwf – Timing]</w:t>
+              <w:drawing>
+                <wp:inline distT="0" distB="0" distL="114300" distR="114300">
+                  <wp:extent cx="5712460" cy="1104265"/>
+                  <wp:effectExtent l="0" t="0" r="2540" b="635"/>
+                  <wp:docPr id="23" name="Picture 9"/>
+                  <wp:cNvGraphicFramePr>
+                    <a:graphicFrameLocks xmlns:a="http://schemas.openxmlformats.org/drawingml/2006/main" noChangeAspect="1"/>
+                  </wp:cNvGraphicFramePr>
+                  <a:graphic xmlns:a="http://schemas.openxmlformats.org/drawingml/2006/main">
+                    <a:graphicData uri="http://schemas.openxmlformats.org/drawingml/2006/picture">
+                      <pic:pic xmlns:pic="http://schemas.openxmlformats.org/drawingml/2006/picture">
+                        <pic:nvPicPr>
+                          <pic:cNvPr id="23" name="Picture 9"/>
+                          <pic:cNvPicPr>
+                            <a:picLocks noChangeAspect="1"/>
+                          </pic:cNvPicPr>
+                        </pic:nvPicPr>
+                        <pic:blipFill>
+                          <a:blip r:embed="rId29"/>
+                          <a:stretch>
+                            <a:fillRect/>
+                          </a:stretch>
+                        </pic:blipFill>
+                        <pic:spPr>
+                          <a:xfrm>
+                            <a:off x="0" y="0"/>
+                            <a:ext cx="5712460" cy="1104265"/>
+                          </a:xfrm>
+                          <a:prstGeom prst="rect">
+                            <a:avLst/>
+                          </a:prstGeom>
+                          <a:noFill/>
+                          <a:ln>
+                            <a:noFill/>
+                          </a:ln>
+                        </pic:spPr>
+                      </pic:pic>
+                    </a:graphicData>
+                  </a:graphic>
+                </wp:inline>
+              </w:drawing>
             </w:r>
           </w:p>
         </w:tc>
@@ -23343,101 +23371,7 @@
           <w:sz w:val="24"/>
           <w:szCs w:val="24"/>
         </w:rPr>
-        <w:t>Hình 6.4: Waveform Timing – 13 × 10 và 15 × 3</w:t>
-      </w:r>
-    </w:p>
-    <w:tbl>
-      <w:tblPr>
-        <w:tblStyle w:val="9"/>
-        <w:tblW w:w="9026" w:type="dxa"/>
-        <w:tblInd w:w="0" w:type="dxa"/>
-        <w:tblBorders>
-          <w:top w:val="single" w:color="auto" w:sz="4" w:space="0"/>
-          <w:left w:val="single" w:color="auto" w:sz="4" w:space="0"/>
-          <w:bottom w:val="single" w:color="auto" w:sz="4" w:space="0"/>
-          <w:right w:val="single" w:color="auto" w:sz="4" w:space="0"/>
-          <w:insideH w:val="single" w:color="auto" w:sz="4" w:space="0"/>
-          <w:insideV w:val="single" w:color="auto" w:sz="4" w:space="0"/>
-        </w:tblBorders>
-        <w:tblLayout w:type="fixed"/>
-        <w:tblCellMar>
-          <w:top w:w="0" w:type="dxa"/>
-          <w:left w:w="10" w:type="dxa"/>
-          <w:bottom w:w="0" w:type="dxa"/>
-          <w:right w:w="10" w:type="dxa"/>
-        </w:tblCellMar>
-      </w:tblPr>
-      <w:tblGrid>
-        <w:gridCol w:w="9026"/>
-      </w:tblGrid>
-      <w:tr>
-        <w:tblPrEx>
-          <w:tblBorders>
-            <w:top w:val="single" w:color="auto" w:sz="4" w:space="0"/>
-            <w:left w:val="single" w:color="auto" w:sz="4" w:space="0"/>
-            <w:bottom w:val="single" w:color="auto" w:sz="4" w:space="0"/>
-            <w:right w:val="single" w:color="auto" w:sz="4" w:space="0"/>
-            <w:insideH w:val="single" w:color="auto" w:sz="4" w:space="0"/>
-            <w:insideV w:val="single" w:color="auto" w:sz="4" w:space="0"/>
-          </w:tblBorders>
-        </w:tblPrEx>
-        <w:trPr>
-          <w:cantSplit/>
-          <w:trHeight w:val="1800" w:hRule="atLeast"/>
-        </w:trPr>
-        <w:tc>
-          <w:tcPr>
-            <w:tcW w:w="9026" w:type="dxa"/>
-            <w:tcBorders>
-              <w:top w:val="dashed" w:color="A6A6A6" w:sz="6" w:space="0"/>
-              <w:left w:val="dashed" w:color="A6A6A6" w:sz="6" w:space="0"/>
-              <w:bottom w:val="dashed" w:color="A6A6A6" w:sz="6" w:space="0"/>
-              <w:right w:val="dashed" w:color="A6A6A6" w:sz="6" w:space="0"/>
-            </w:tcBorders>
-            <w:shd w:val="clear" w:color="auto" w:fill="F7F7F7"/>
-            <w:vAlign w:val="center"/>
-          </w:tcPr>
-          <w:p>
-            <w:pPr>
-              <w:keepNext/>
-              <w:spacing w:after="0"/>
-              <w:jc w:val="center"/>
-            </w:pPr>
-            <w:r>
-              <w:rPr>
-                <w:rFonts w:ascii="Times New Roman" w:hAnsi="Times New Roman" w:eastAsia="Times New Roman" w:cs="Times New Roman"/>
-                <w:b/>
-                <w:bCs/>
-                <w:i/>
-                <w:iCs/>
-                <w:color w:val="C00000"/>
-                <w:sz w:val="22"/>
-                <w:szCs w:val="22"/>
-              </w:rPr>
-              <w:t>[DÁN ẢNH: Phóng to tại một cạnh clock làm Tich đổi giá trị]</w:t>
-            </w:r>
-          </w:p>
-        </w:tc>
-      </w:tr>
-    </w:tbl>
-    <w:p>
-      <w:pPr>
-        <w:keepNext w:val="0"/>
-        <w:spacing w:before="80" w:after="200"/>
-        <w:jc w:val="center"/>
-      </w:pPr>
-      <w:r>
-        <w:rPr>
-          <w:rFonts w:ascii="Times New Roman" w:hAnsi="Times New Roman" w:eastAsia="Times New Roman" w:cs="Times New Roman"/>
-          <w:b/>
-          <w:bCs/>
-          <w:i/>
-          <w:iCs/>
-          <w:color w:val="404040"/>
-          <w:sz w:val="24"/>
-          <w:szCs w:val="24"/>
-        </w:rPr>
-        <w:t>Hình 6.5: Phóng to độ trễ clock-to-output</w:t>
+        <w:t>Hình 6.4: Phóng to độ trễ clock-to-output</w:t>
       </w:r>
     </w:p>
     <w:p>
@@ -23464,7 +23398,41 @@
           <w:sz w:val="26"/>
           <w:szCs w:val="26"/>
         </w:rPr>
-        <w:t xml:space="preserve">Đo khoảng thời gian từ cạnh lên CLK đến khi Tich bắt đầu đổi giá trị: cạnh lên tại ≈ ____ ns, Tich đổi tại ≈ ____ ns → độ trễ </w:t>
+        <w:t xml:space="preserve">Đo khoảng thời gian từ cạnh lên CLK đến khi Tich bắt đầu đổi giá trị: cạnh lên tại ≈ </w:t>
+      </w:r>
+      <w:r>
+        <w:rPr>
+          <w:rFonts w:hint="default" w:cs="Times New Roman"/>
+          <w:sz w:val="26"/>
+          <w:szCs w:val="26"/>
+          <w:lang w:val="en-US"/>
+        </w:rPr>
+        <w:t>130</w:t>
+      </w:r>
+      <w:r>
+        <w:rPr>
+          <w:rFonts w:ascii="Times New Roman" w:hAnsi="Times New Roman" w:eastAsia="Times New Roman" w:cs="Times New Roman"/>
+          <w:sz w:val="26"/>
+          <w:szCs w:val="26"/>
+        </w:rPr>
+        <w:t xml:space="preserve"> ns, Tich đổi tại ≈ </w:t>
+      </w:r>
+      <w:r>
+        <w:rPr>
+          <w:rFonts w:hint="default" w:cs="Times New Roman"/>
+          <w:sz w:val="26"/>
+          <w:szCs w:val="26"/>
+          <w:lang w:val="en-US"/>
+        </w:rPr>
+        <w:t>138</w:t>
+      </w:r>
+      <w:r>
+        <w:rPr>
+          <w:rFonts w:ascii="Times New Roman" w:hAnsi="Times New Roman" w:eastAsia="Times New Roman" w:cs="Times New Roman"/>
+          <w:sz w:val="26"/>
+          <w:szCs w:val="26"/>
+        </w:rPr>
+        <w:t xml:space="preserve"> ns → độ trễ </w:t>
       </w:r>
       <w:r>
         <w:rPr>
@@ -23495,7 +23463,28 @@
           <w:sz w:val="26"/>
           <w:szCs w:val="26"/>
         </w:rPr>
-        <w:t xml:space="preserve"> ≈ ____ ns</w:t>
+        <w:t xml:space="preserve"> ≈ </w:t>
+      </w:r>
+      <w:r>
+        <w:rPr>
+          <w:rFonts w:hint="default" w:cs="Times New Roman"/>
+          <w:b/>
+          <w:bCs/>
+          <w:sz w:val="26"/>
+          <w:szCs w:val="26"/>
+          <w:lang w:val="en-US"/>
+        </w:rPr>
+        <w:t>8</w:t>
+      </w:r>
+      <w:r>
+        <w:rPr>
+          <w:rFonts w:ascii="Times New Roman" w:hAnsi="Times New Roman" w:eastAsia="Times New Roman" w:cs="Times New Roman"/>
+          <w:b/>
+          <w:bCs/>
+          <w:sz w:val="26"/>
+          <w:szCs w:val="26"/>
+        </w:rPr>
+        <w:t xml:space="preserve"> ns</w:t>
       </w:r>
       <w:r>
         <w:rPr>
@@ -23884,14 +23873,17 @@
             <w:pPr>
               <w:spacing w:after="0"/>
               <w:jc w:val="center"/>
-            </w:pPr>
-            <w:r>
-              <w:rPr>
-                <w:rFonts w:ascii="Times New Roman" w:hAnsi="Times New Roman" w:eastAsia="Times New Roman" w:cs="Times New Roman"/>
-                <w:sz w:val="22"/>
-                <w:szCs w:val="22"/>
-              </w:rPr>
-              <w:t>______</w:t>
+              <w:rPr>
+                <w:rFonts w:hint="default"/>
+                <w:lang w:val="en-US"/>
+              </w:rPr>
+            </w:pPr>
+            <w:r>
+              <w:rPr>
+                <w:rFonts w:hint="default"/>
+                <w:lang w:val="en-US"/>
+              </w:rPr>
+              <w:t>00001000, 00001010</w:t>
             </w:r>
           </w:p>
         </w:tc>
@@ -24035,14 +24027,34 @@
             <w:pPr>
               <w:spacing w:after="0"/>
               <w:jc w:val="center"/>
-            </w:pPr>
-            <w:r>
-              <w:rPr>
-                <w:rFonts w:ascii="Times New Roman" w:hAnsi="Times New Roman" w:eastAsia="Times New Roman" w:cs="Times New Roman"/>
-                <w:sz w:val="22"/>
-                <w:szCs w:val="22"/>
-              </w:rPr>
-              <w:t>______</w:t>
+              <w:rPr>
+                <w:rFonts w:hint="default"/>
+                <w:lang w:val="en-US"/>
+              </w:rPr>
+            </w:pPr>
+            <w:r>
+              <w:rPr>
+                <w:rFonts w:hint="default"/>
+                <w:lang w:val="en-US"/>
+              </w:rPr>
+              <w:t>00010010,</w:t>
+            </w:r>
+          </w:p>
+          <w:p>
+            <w:pPr>
+              <w:spacing w:after="0"/>
+              <w:jc w:val="center"/>
+              <w:rPr>
+                <w:rFonts w:hint="default"/>
+                <w:lang w:val="en-US"/>
+              </w:rPr>
+            </w:pPr>
+            <w:r>
+              <w:rPr>
+                <w:rFonts w:hint="default"/>
+                <w:lang w:val="en-US"/>
+              </w:rPr>
+              <w:t>10010010</w:t>
             </w:r>
           </w:p>
         </w:tc>
@@ -24364,7 +24376,24 @@
                 <w:sz w:val="22"/>
                 <w:szCs w:val="22"/>
               </w:rPr>
-              <w:t>Có (≈ ____ ns clock-to-output)</w:t>
+              <w:t xml:space="preserve">Có (≈ </w:t>
+            </w:r>
+            <w:r>
+              <w:rPr>
+                <w:rFonts w:hint="default" w:cs="Times New Roman"/>
+                <w:sz w:val="22"/>
+                <w:szCs w:val="22"/>
+                <w:lang w:val="en-US"/>
+              </w:rPr>
+              <w:t>8</w:t>
+            </w:r>
+            <w:r>
+              <w:rPr>
+                <w:rFonts w:ascii="Times New Roman" w:hAnsi="Times New Roman" w:eastAsia="Times New Roman" w:cs="Times New Roman"/>
+                <w:sz w:val="22"/>
+                <w:szCs w:val="22"/>
+              </w:rPr>
+              <w:t xml:space="preserve"> ns clock-to-output)</w:t>
             </w:r>
           </w:p>
         </w:tc>
@@ -24570,7 +24599,7 @@
                 <w:sz w:val="22"/>
                 <w:szCs w:val="22"/>
               </w:rPr>
-              <w:t>13 × 10 = 130; 15 × 3 = 45</w:t>
+              <w:t>13 × 10 = 130; 15 × 3 = 45; 15 × 15 = 225</w:t>
             </w:r>
           </w:p>
         </w:tc>
@@ -27613,12 +27642,6 @@
             <w:insideH w:val="single" w:color="auto" w:sz="4" w:space="0"/>
             <w:insideV w:val="single" w:color="auto" w:sz="4" w:space="0"/>
           </w:tblBorders>
-          <w:tblCellMar>
-            <w:top w:w="0" w:type="dxa"/>
-            <w:left w:w="10" w:type="dxa"/>
-            <w:bottom w:w="0" w:type="dxa"/>
-            <w:right w:w="10" w:type="dxa"/>
-          </w:tblCellMar>
         </w:tblPrEx>
         <w:trPr>
           <w:tblHeader/>
@@ -27643,6 +27666,7 @@
           </w:tcPr>
           <w:p>
             <w:pPr>
+              <w:keepNext/>
               <w:spacing w:after="0"/>
               <w:jc w:val="center"/>
             </w:pPr>
@@ -27679,6 +27703,7 @@
           </w:tcPr>
           <w:p>
             <w:pPr>
+              <w:keepNext/>
               <w:spacing w:after="0"/>
               <w:jc w:val="center"/>
             </w:pPr>
@@ -27715,6 +27740,7 @@
           </w:tcPr>
           <w:p>
             <w:pPr>
+              <w:keepNext/>
               <w:spacing w:after="0"/>
               <w:jc w:val="center"/>
             </w:pPr>
@@ -27751,6 +27777,7 @@
           </w:tcPr>
           <w:p>
             <w:pPr>
+              <w:keepNext/>
               <w:spacing w:after="0"/>
               <w:jc w:val="center"/>
             </w:pPr>
@@ -27807,6 +27834,7 @@
           </w:tcPr>
           <w:p>
             <w:pPr>
+              <w:keepNext/>
               <w:spacing w:after="0"/>
               <w:jc w:val="left"/>
             </w:pPr>
@@ -27841,6 +27869,7 @@
           </w:tcPr>
           <w:p>
             <w:pPr>
+              <w:keepNext/>
               <w:spacing w:after="0"/>
               <w:jc w:val="center"/>
             </w:pPr>
@@ -27873,6 +27902,7 @@
           </w:tcPr>
           <w:p>
             <w:pPr>
+              <w:keepNext/>
               <w:spacing w:after="0"/>
               <w:jc w:val="center"/>
             </w:pPr>
@@ -27905,6 +27935,7 @@
           </w:tcPr>
           <w:p>
             <w:pPr>
+              <w:keepNext/>
               <w:spacing w:after="0"/>
               <w:jc w:val="center"/>
             </w:pPr>
@@ -28118,7 +28149,7 @@
           <w:sz w:val="26"/>
           <w:szCs w:val="26"/>
         </w:rPr>
-        <w:t>Mô phỏng Functional và Timing đều cho kết quả đúng: 13 × 10 = 130, 15 × 3 = 45; hai lần nhân liên tiếp cho thấy Tích và cnt được xóa đúng ở S1.</w:t>
+        <w:t>Mô phỏng Functional và Timing đều cho kết quả đúng: 13 × 10 = 130, 15 × 3 = 45 (Functional thêm 15 × 15 = 225, trường hợp lớn nhất); hai lần nhân liên tiếp cho thấy Tích và cnt được xóa đúng ở S1.</w:t>
       </w:r>
     </w:p>
     <w:p>
